--- a/artikel/jurnal_sasaknlp_en.docx
+++ b/artikel/jurnal_sasaknlp_en.docx
@@ -492,6 +492,18 @@
     </w:p>
     <w:p>
       <w:pPr>
+        <w:sectPr>
+          <w:type w:val="continuous"/>
+          <w:pgSz w:w="11909" w:h="16834"/>
+          <w:pgMar w:top="1440" w:right="1152" w:bottom="1440" w:left="1152" w:header="720" w:footer="720" w:gutter="0"/>
+          <w:docGrid w:linePitch="360"/>
+          <w:cols w:num="2" w:space="360"/>
+        </w:sectPr>
+      </w:pPr>
+    </w:p>
+    <w:p>
+      <w:pPr>
+        <w:keepNext/>
         <w:spacing w:before="240" w:after="120"/>
         <w:jc w:val="center"/>
       </w:pPr>
@@ -535,9 +547,13 @@
         <w:gridCol w:w="1921"/>
       </w:tblGrid>
       <w:tr>
+        <w:trPr>
+          <w:tblHeader/>
+          <w:cantSplit/>
+        </w:trPr>
         <w:tc>
           <w:tcPr>
-            <w:tcW w:type="dxa" w:w="432"/>
+            <w:tcW w:type="dxa" w:w="576"/>
             <w:shd w:fill="F1F5F9"/>
             <w:tcMar>
               <w:top w:w="90" w:type="dxa"/>
@@ -562,7 +578,7 @@
         </w:tc>
         <w:tc>
           <w:tcPr>
-            <w:tcW w:type="dxa" w:w="1152"/>
+            <w:tcW w:type="dxa" w:w="2016"/>
             <w:shd w:fill="F1F5F9"/>
             <w:tcMar>
               <w:top w:w="90" w:type="dxa"/>
@@ -587,7 +603,7 @@
         </w:tc>
         <w:tc>
           <w:tcPr>
-            <w:tcW w:type="dxa" w:w="1008"/>
+            <w:tcW w:type="dxa" w:w="2016"/>
             <w:shd w:fill="F1F5F9"/>
             <w:tcMar>
               <w:top w:w="90" w:type="dxa"/>
@@ -612,7 +628,7 @@
         </w:tc>
         <w:tc>
           <w:tcPr>
-            <w:tcW w:type="dxa" w:w="1008"/>
+            <w:tcW w:type="dxa" w:w="1872"/>
             <w:shd w:fill="F1F5F9"/>
             <w:tcMar>
               <w:top w:w="90" w:type="dxa"/>
@@ -637,7 +653,7 @@
         </w:tc>
         <w:tc>
           <w:tcPr>
-            <w:tcW w:type="dxa" w:w="1008"/>
+            <w:tcW w:type="dxa" w:w="2880"/>
             <w:shd w:fill="F1F5F9"/>
             <w:tcMar>
               <w:top w:w="90" w:type="dxa"/>
@@ -662,9 +678,12 @@
         </w:tc>
       </w:tr>
       <w:tr>
+        <w:trPr>
+          <w:cantSplit/>
+        </w:trPr>
         <w:tc>
           <w:tcPr>
-            <w:tcW w:type="dxa" w:w="432"/>
+            <w:tcW w:type="dxa" w:w="576"/>
             <w:shd w:fill="FFFFFF"/>
             <w:tcMar>
               <w:top w:w="70" w:type="dxa"/>
@@ -688,7 +707,7 @@
         </w:tc>
         <w:tc>
           <w:tcPr>
-            <w:tcW w:type="dxa" w:w="1152"/>
+            <w:tcW w:type="dxa" w:w="2016"/>
             <w:shd w:fill="FFFFFF"/>
             <w:tcMar>
               <w:top w:w="70" w:type="dxa"/>
@@ -712,7 +731,7 @@
         </w:tc>
         <w:tc>
           <w:tcPr>
-            <w:tcW w:type="dxa" w:w="1008"/>
+            <w:tcW w:type="dxa" w:w="2016"/>
             <w:shd w:fill="FFFFFF"/>
             <w:tcMar>
               <w:top w:w="70" w:type="dxa"/>
@@ -736,7 +755,7 @@
         </w:tc>
         <w:tc>
           <w:tcPr>
-            <w:tcW w:type="dxa" w:w="1008"/>
+            <w:tcW w:type="dxa" w:w="1872"/>
             <w:shd w:fill="FFFFFF"/>
             <w:tcMar>
               <w:top w:w="70" w:type="dxa"/>
@@ -760,7 +779,7 @@
         </w:tc>
         <w:tc>
           <w:tcPr>
-            <w:tcW w:type="dxa" w:w="1008"/>
+            <w:tcW w:type="dxa" w:w="2880"/>
             <w:shd w:fill="FFFFFF"/>
             <w:tcMar>
               <w:top w:w="70" w:type="dxa"/>
@@ -778,15 +797,18 @@
                 <w:rFonts w:ascii="Times New Roman" w:hAnsi="Times New Roman"/>
                 <w:sz w:val="17"/>
               </w:rPr>
-              <w:t>Polite register (krama/alus), glottal stop retention /-q/</w:t>
+              <w:t>Polite register (krama/alus), glottal stop retention /-q/, lontar manuscripts</w:t>
             </w:r>
           </w:p>
         </w:tc>
       </w:tr>
       <w:tr>
+        <w:trPr>
+          <w:cantSplit/>
+        </w:trPr>
         <w:tc>
           <w:tcPr>
-            <w:tcW w:type="dxa" w:w="432"/>
+            <w:tcW w:type="dxa" w:w="576"/>
             <w:shd w:fill="FAFAFA"/>
             <w:tcMar>
               <w:top w:w="70" w:type="dxa"/>
@@ -810,7 +832,7 @@
         </w:tc>
         <w:tc>
           <w:tcPr>
-            <w:tcW w:type="dxa" w:w="1152"/>
+            <w:tcW w:type="dxa" w:w="2016"/>
             <w:shd w:fill="FAFAFA"/>
             <w:tcMar>
               <w:top w:w="70" w:type="dxa"/>
@@ -834,7 +856,7 @@
         </w:tc>
         <w:tc>
           <w:tcPr>
-            <w:tcW w:type="dxa" w:w="1008"/>
+            <w:tcW w:type="dxa" w:w="2016"/>
             <w:shd w:fill="FAFAFA"/>
             <w:tcMar>
               <w:top w:w="70" w:type="dxa"/>
@@ -858,7 +880,7 @@
         </w:tc>
         <w:tc>
           <w:tcPr>
-            <w:tcW w:type="dxa" w:w="1008"/>
+            <w:tcW w:type="dxa" w:w="1872"/>
             <w:shd w:fill="FAFAFA"/>
             <w:tcMar>
               <w:top w:w="70" w:type="dxa"/>
@@ -882,7 +904,7 @@
         </w:tc>
         <w:tc>
           <w:tcPr>
-            <w:tcW w:type="dxa" w:w="1008"/>
+            <w:tcW w:type="dxa" w:w="2880"/>
             <w:shd w:fill="FAFAFA"/>
             <w:tcMar>
               <w:top w:w="70" w:type="dxa"/>
@@ -906,9 +928,12 @@
         </w:tc>
       </w:tr>
       <w:tr>
+        <w:trPr>
+          <w:cantSplit/>
+        </w:trPr>
         <w:tc>
           <w:tcPr>
-            <w:tcW w:type="dxa" w:w="432"/>
+            <w:tcW w:type="dxa" w:w="576"/>
             <w:shd w:fill="FFFFFF"/>
             <w:tcMar>
               <w:top w:w="70" w:type="dxa"/>
@@ -932,7 +957,7 @@
         </w:tc>
         <w:tc>
           <w:tcPr>
-            <w:tcW w:type="dxa" w:w="1152"/>
+            <w:tcW w:type="dxa" w:w="2016"/>
             <w:shd w:fill="FFFFFF"/>
             <w:tcMar>
               <w:top w:w="70" w:type="dxa"/>
@@ -956,7 +981,7 @@
         </w:tc>
         <w:tc>
           <w:tcPr>
-            <w:tcW w:type="dxa" w:w="1008"/>
+            <w:tcW w:type="dxa" w:w="2016"/>
             <w:shd w:fill="FFFFFF"/>
             <w:tcMar>
               <w:top w:w="70" w:type="dxa"/>
@@ -980,7 +1005,7 @@
         </w:tc>
         <w:tc>
           <w:tcPr>
-            <w:tcW w:type="dxa" w:w="1008"/>
+            <w:tcW w:type="dxa" w:w="1872"/>
             <w:shd w:fill="FFFFFF"/>
             <w:tcMar>
               <w:top w:w="70" w:type="dxa"/>
@@ -1004,7 +1029,7 @@
         </w:tc>
         <w:tc>
           <w:tcPr>
-            <w:tcW w:type="dxa" w:w="1008"/>
+            <w:tcW w:type="dxa" w:w="2880"/>
             <w:shd w:fill="FFFFFF"/>
             <w:tcMar>
               <w:top w:w="70" w:type="dxa"/>
@@ -1028,9 +1053,12 @@
         </w:tc>
       </w:tr>
       <w:tr>
+        <w:trPr>
+          <w:cantSplit/>
+        </w:trPr>
         <w:tc>
           <w:tcPr>
-            <w:tcW w:type="dxa" w:w="432"/>
+            <w:tcW w:type="dxa" w:w="576"/>
             <w:shd w:fill="FAFAFA"/>
             <w:tcMar>
               <w:top w:w="70" w:type="dxa"/>
@@ -1054,7 +1082,7 @@
         </w:tc>
         <w:tc>
           <w:tcPr>
-            <w:tcW w:type="dxa" w:w="1152"/>
+            <w:tcW w:type="dxa" w:w="2016"/>
             <w:shd w:fill="FAFAFA"/>
             <w:tcMar>
               <w:top w:w="70" w:type="dxa"/>
@@ -1078,7 +1106,7 @@
         </w:tc>
         <w:tc>
           <w:tcPr>
-            <w:tcW w:type="dxa" w:w="1008"/>
+            <w:tcW w:type="dxa" w:w="2016"/>
             <w:shd w:fill="FAFAFA"/>
             <w:tcMar>
               <w:top w:w="70" w:type="dxa"/>
@@ -1102,7 +1130,7 @@
         </w:tc>
         <w:tc>
           <w:tcPr>
-            <w:tcW w:type="dxa" w:w="1008"/>
+            <w:tcW w:type="dxa" w:w="1872"/>
             <w:shd w:fill="FAFAFA"/>
             <w:tcMar>
               <w:top w:w="70" w:type="dxa"/>
@@ -1126,7 +1154,7 @@
         </w:tc>
         <w:tc>
           <w:tcPr>
-            <w:tcW w:type="dxa" w:w="1008"/>
+            <w:tcW w:type="dxa" w:w="2880"/>
             <w:shd w:fill="FAFAFA"/>
             <w:tcMar>
               <w:top w:w="70" w:type="dxa"/>
@@ -1150,9 +1178,12 @@
         </w:tc>
       </w:tr>
       <w:tr>
+        <w:trPr>
+          <w:cantSplit/>
+        </w:trPr>
         <w:tc>
           <w:tcPr>
-            <w:tcW w:type="dxa" w:w="432"/>
+            <w:tcW w:type="dxa" w:w="576"/>
             <w:shd w:fill="FFFFFF"/>
             <w:tcMar>
               <w:top w:w="70" w:type="dxa"/>
@@ -1176,7 +1207,7 @@
         </w:tc>
         <w:tc>
           <w:tcPr>
-            <w:tcW w:type="dxa" w:w="1152"/>
+            <w:tcW w:type="dxa" w:w="2016"/>
             <w:shd w:fill="FFFFFF"/>
             <w:tcMar>
               <w:top w:w="70" w:type="dxa"/>
@@ -1200,7 +1231,7 @@
         </w:tc>
         <w:tc>
           <w:tcPr>
-            <w:tcW w:type="dxa" w:w="1008"/>
+            <w:tcW w:type="dxa" w:w="2016"/>
             <w:shd w:fill="FFFFFF"/>
             <w:tcMar>
               <w:top w:w="70" w:type="dxa"/>
@@ -1224,7 +1255,7 @@
         </w:tc>
         <w:tc>
           <w:tcPr>
-            <w:tcW w:type="dxa" w:w="1008"/>
+            <w:tcW w:type="dxa" w:w="1872"/>
             <w:shd w:fill="FFFFFF"/>
             <w:tcMar>
               <w:top w:w="70" w:type="dxa"/>
@@ -1248,7 +1279,7 @@
         </w:tc>
         <w:tc>
           <w:tcPr>
-            <w:tcW w:type="dxa" w:w="1008"/>
+            <w:tcW w:type="dxa" w:w="2880"/>
             <w:shd w:fill="FFFFFF"/>
             <w:tcMar>
               <w:top w:w="70" w:type="dxa"/>
@@ -1272,9 +1303,12 @@
         </w:tc>
       </w:tr>
       <w:tr>
+        <w:trPr>
+          <w:cantSplit/>
+        </w:trPr>
         <w:tc>
           <w:tcPr>
-            <w:tcW w:type="dxa" w:w="432"/>
+            <w:tcW w:type="dxa" w:w="576"/>
             <w:shd w:fill="FAFAFA"/>
             <w:tcMar>
               <w:top w:w="70" w:type="dxa"/>
@@ -1298,7 +1332,7 @@
         </w:tc>
         <w:tc>
           <w:tcPr>
-            <w:tcW w:type="dxa" w:w="1152"/>
+            <w:tcW w:type="dxa" w:w="2016"/>
             <w:shd w:fill="FAFAFA"/>
             <w:tcMar>
               <w:top w:w="70" w:type="dxa"/>
@@ -1322,7 +1356,7 @@
         </w:tc>
         <w:tc>
           <w:tcPr>
-            <w:tcW w:type="dxa" w:w="1008"/>
+            <w:tcW w:type="dxa" w:w="2016"/>
             <w:shd w:fill="FAFAFA"/>
             <w:tcMar>
               <w:top w:w="70" w:type="dxa"/>
@@ -1346,7 +1380,7 @@
         </w:tc>
         <w:tc>
           <w:tcPr>
-            <w:tcW w:type="dxa" w:w="1008"/>
+            <w:tcW w:type="dxa" w:w="1872"/>
             <w:shd w:fill="FAFAFA"/>
             <w:tcMar>
               <w:top w:w="70" w:type="dxa"/>
@@ -1370,7 +1404,7 @@
         </w:tc>
         <w:tc>
           <w:tcPr>
-            <w:tcW w:type="dxa" w:w="1008"/>
+            <w:tcW w:type="dxa" w:w="2880"/>
             <w:shd w:fill="FAFAFA"/>
             <w:tcMar>
               <w:top w:w="70" w:type="dxa"/>
@@ -1397,6 +1431,17 @@
     <w:p>
       <w:pPr>
         <w:spacing w:before="0" w:after="240"/>
+      </w:pPr>
+    </w:p>
+    <w:p>
+      <w:pPr>
+        <w:sectPr>
+          <w:type w:val="continuous"/>
+          <w:pgSz w:w="11909" w:h="16834"/>
+          <w:pgMar w:top="1440" w:right="1152" w:bottom="1440" w:left="1152" w:header="720" w:footer="720" w:gutter="0"/>
+          <w:docGrid w:linePitch="360"/>
+          <w:cols w:num="1"/>
+        </w:sectPr>
       </w:pPr>
     </w:p>
     <w:p>
@@ -1775,13 +1820,25 @@
     </w:p>
     <w:p>
       <w:pPr>
+        <w:sectPr>
+          <w:type w:val="continuous"/>
+          <w:pgSz w:w="11909" w:h="16834"/>
+          <w:pgMar w:top="1440" w:right="1152" w:bottom="1440" w:left="1152" w:header="720" w:footer="720" w:gutter="0"/>
+          <w:docGrid w:linePitch="360"/>
+          <w:cols w:num="2" w:space="360"/>
+        </w:sectPr>
+      </w:pPr>
+    </w:p>
+    <w:p>
+      <w:pPr>
+        <w:keepNext/>
         <w:spacing w:before="240" w:after="0"/>
         <w:jc w:val="center"/>
       </w:pPr>
       <w:r>
         <w:drawing>
           <wp:inline xmlns:a="http://schemas.openxmlformats.org/drawingml/2006/main" xmlns:pic="http://schemas.openxmlformats.org/drawingml/2006/picture">
-            <wp:extent cx="2926080" cy="1865376"/>
+            <wp:extent cx="5943600" cy="3789045"/>
             <wp:docPr id="1" name="Picture 1"/>
             <wp:cNvGraphicFramePr>
               <a:graphicFrameLocks noChangeAspect="1"/>
@@ -1802,7 +1859,7 @@
                   <pic:spPr>
                     <a:xfrm>
                       <a:off x="0" y="0"/>
-                      <a:ext cx="2926080" cy="1865376"/>
+                      <a:ext cx="5943600" cy="3789045"/>
                     </a:xfrm>
                     <a:prstGeom prst="rect"/>
                   </pic:spPr>
@@ -1835,6 +1892,17 @@
         </w:rPr>
         <w:t>Three-Phase Scientific Acquisition And Quality Curation Protocol For SasakNLP Benchmarks.</w:t>
       </w:r>
+    </w:p>
+    <w:p>
+      <w:pPr>
+        <w:sectPr>
+          <w:type w:val="continuous"/>
+          <w:pgSz w:w="11909" w:h="16834"/>
+          <w:pgMar w:top="1440" w:right="1152" w:bottom="1440" w:left="1152" w:header="720" w:footer="720" w:gutter="0"/>
+          <w:docGrid w:linePitch="360"/>
+          <w:cols w:num="1"/>
+        </w:sectPr>
+      </w:pPr>
     </w:p>
     <w:p>
       <w:pPr>
@@ -1944,6 +2012,18 @@
     </w:p>
     <w:p>
       <w:pPr>
+        <w:sectPr>
+          <w:type w:val="continuous"/>
+          <w:pgSz w:w="11909" w:h="16834"/>
+          <w:pgMar w:top="1440" w:right="1152" w:bottom="1440" w:left="1152" w:header="720" w:footer="720" w:gutter="0"/>
+          <w:docGrid w:linePitch="360"/>
+          <w:cols w:num="2" w:space="360"/>
+        </w:sectPr>
+      </w:pPr>
+    </w:p>
+    <w:p>
+      <w:pPr>
+        <w:keepNext/>
         <w:spacing w:before="240" w:after="120"/>
         <w:jc w:val="center"/>
       </w:pPr>
@@ -1987,9 +2067,13 @@
         <w:gridCol w:w="1921"/>
       </w:tblGrid>
       <w:tr>
+        <w:trPr>
+          <w:tblHeader/>
+          <w:cantSplit/>
+        </w:trPr>
         <w:tc>
           <w:tcPr>
-            <w:tcW w:type="dxa" w:w="1152"/>
+            <w:tcW w:type="dxa" w:w="2448"/>
             <w:shd w:fill="F1F5F9"/>
             <w:tcMar>
               <w:top w:w="90" w:type="dxa"/>
@@ -2014,7 +2098,7 @@
         </w:tc>
         <w:tc>
           <w:tcPr>
-            <w:tcW w:type="dxa" w:w="1296"/>
+            <w:tcW w:type="dxa" w:w="2592"/>
             <w:shd w:fill="F1F5F9"/>
             <w:tcMar>
               <w:top w:w="90" w:type="dxa"/>
@@ -2039,7 +2123,7 @@
         </w:tc>
         <w:tc>
           <w:tcPr>
-            <w:tcW w:type="dxa" w:w="720"/>
+            <w:tcW w:type="dxa" w:w="1440"/>
             <w:shd w:fill="F1F5F9"/>
             <w:tcMar>
               <w:top w:w="90" w:type="dxa"/>
@@ -2064,7 +2148,7 @@
         </w:tc>
         <w:tc>
           <w:tcPr>
-            <w:tcW w:type="dxa" w:w="720"/>
+            <w:tcW w:type="dxa" w:w="1296"/>
             <w:shd w:fill="F1F5F9"/>
             <w:tcMar>
               <w:top w:w="90" w:type="dxa"/>
@@ -2089,7 +2173,7 @@
         </w:tc>
         <w:tc>
           <w:tcPr>
-            <w:tcW w:type="dxa" w:w="720"/>
+            <w:tcW w:type="dxa" w:w="1584"/>
             <w:shd w:fill="F1F5F9"/>
             <w:tcMar>
               <w:top w:w="90" w:type="dxa"/>
@@ -2114,9 +2198,12 @@
         </w:tc>
       </w:tr>
       <w:tr>
+        <w:trPr>
+          <w:cantSplit/>
+        </w:trPr>
         <w:tc>
           <w:tcPr>
-            <w:tcW w:type="dxa" w:w="1152"/>
+            <w:tcW w:type="dxa" w:w="2448"/>
             <w:shd w:fill="FFFFFF"/>
             <w:tcMar>
               <w:top w:w="70" w:type="dxa"/>
@@ -2140,7 +2227,7 @@
         </w:tc>
         <w:tc>
           <w:tcPr>
-            <w:tcW w:type="dxa" w:w="1296"/>
+            <w:tcW w:type="dxa" w:w="2592"/>
             <w:shd w:fill="FFFFFF"/>
             <w:tcMar>
               <w:top w:w="70" w:type="dxa"/>
@@ -2164,7 +2251,7 @@
         </w:tc>
         <w:tc>
           <w:tcPr>
-            <w:tcW w:type="dxa" w:w="720"/>
+            <w:tcW w:type="dxa" w:w="1440"/>
             <w:shd w:fill="FFFFFF"/>
             <w:tcMar>
               <w:top w:w="70" w:type="dxa"/>
@@ -2188,7 +2275,7 @@
         </w:tc>
         <w:tc>
           <w:tcPr>
-            <w:tcW w:type="dxa" w:w="720"/>
+            <w:tcW w:type="dxa" w:w="1296"/>
             <w:shd w:fill="FFFFFF"/>
             <w:tcMar>
               <w:top w:w="70" w:type="dxa"/>
@@ -2212,7 +2299,7 @@
         </w:tc>
         <w:tc>
           <w:tcPr>
-            <w:tcW w:type="dxa" w:w="720"/>
+            <w:tcW w:type="dxa" w:w="1584"/>
             <w:shd w:fill="FFFFFF"/>
             <w:tcMar>
               <w:top w:w="70" w:type="dxa"/>
@@ -2236,9 +2323,12 @@
         </w:tc>
       </w:tr>
       <w:tr>
+        <w:trPr>
+          <w:cantSplit/>
+        </w:trPr>
         <w:tc>
           <w:tcPr>
-            <w:tcW w:type="dxa" w:w="1152"/>
+            <w:tcW w:type="dxa" w:w="2448"/>
             <w:shd w:fill="FAFAFA"/>
             <w:tcMar>
               <w:top w:w="70" w:type="dxa"/>
@@ -2262,7 +2352,7 @@
         </w:tc>
         <w:tc>
           <w:tcPr>
-            <w:tcW w:type="dxa" w:w="1296"/>
+            <w:tcW w:type="dxa" w:w="2592"/>
             <w:shd w:fill="FAFAFA"/>
             <w:tcMar>
               <w:top w:w="70" w:type="dxa"/>
@@ -2286,7 +2376,7 @@
         </w:tc>
         <w:tc>
           <w:tcPr>
-            <w:tcW w:type="dxa" w:w="720"/>
+            <w:tcW w:type="dxa" w:w="1440"/>
             <w:shd w:fill="FAFAFA"/>
             <w:tcMar>
               <w:top w:w="70" w:type="dxa"/>
@@ -2310,7 +2400,7 @@
         </w:tc>
         <w:tc>
           <w:tcPr>
-            <w:tcW w:type="dxa" w:w="720"/>
+            <w:tcW w:type="dxa" w:w="1296"/>
             <w:shd w:fill="FAFAFA"/>
             <w:tcMar>
               <w:top w:w="70" w:type="dxa"/>
@@ -2334,7 +2424,7 @@
         </w:tc>
         <w:tc>
           <w:tcPr>
-            <w:tcW w:type="dxa" w:w="720"/>
+            <w:tcW w:type="dxa" w:w="1584"/>
             <w:shd w:fill="FAFAFA"/>
             <w:tcMar>
               <w:top w:w="70" w:type="dxa"/>
@@ -2358,9 +2448,12 @@
         </w:tc>
       </w:tr>
       <w:tr>
+        <w:trPr>
+          <w:cantSplit/>
+        </w:trPr>
         <w:tc>
           <w:tcPr>
-            <w:tcW w:type="dxa" w:w="1152"/>
+            <w:tcW w:type="dxa" w:w="2448"/>
             <w:shd w:fill="FFFFFF"/>
             <w:tcMar>
               <w:top w:w="70" w:type="dxa"/>
@@ -2384,7 +2477,7 @@
         </w:tc>
         <w:tc>
           <w:tcPr>
-            <w:tcW w:type="dxa" w:w="1296"/>
+            <w:tcW w:type="dxa" w:w="2592"/>
             <w:shd w:fill="FFFFFF"/>
             <w:tcMar>
               <w:top w:w="70" w:type="dxa"/>
@@ -2408,7 +2501,7 @@
         </w:tc>
         <w:tc>
           <w:tcPr>
-            <w:tcW w:type="dxa" w:w="720"/>
+            <w:tcW w:type="dxa" w:w="1440"/>
             <w:shd w:fill="FFFFFF"/>
             <w:tcMar>
               <w:top w:w="70" w:type="dxa"/>
@@ -2432,7 +2525,7 @@
         </w:tc>
         <w:tc>
           <w:tcPr>
-            <w:tcW w:type="dxa" w:w="720"/>
+            <w:tcW w:type="dxa" w:w="1296"/>
             <w:shd w:fill="FFFFFF"/>
             <w:tcMar>
               <w:top w:w="70" w:type="dxa"/>
@@ -2456,7 +2549,7 @@
         </w:tc>
         <w:tc>
           <w:tcPr>
-            <w:tcW w:type="dxa" w:w="720"/>
+            <w:tcW w:type="dxa" w:w="1584"/>
             <w:shd w:fill="FFFFFF"/>
             <w:tcMar>
               <w:top w:w="70" w:type="dxa"/>
@@ -2483,6 +2576,17 @@
     <w:p>
       <w:pPr>
         <w:spacing w:before="0" w:after="240"/>
+      </w:pPr>
+    </w:p>
+    <w:p>
+      <w:pPr>
+        <w:sectPr>
+          <w:type w:val="continuous"/>
+          <w:pgSz w:w="11909" w:h="16834"/>
+          <w:pgMar w:top="1440" w:right="1152" w:bottom="1440" w:left="1152" w:header="720" w:footer="720" w:gutter="0"/>
+          <w:docGrid w:linePitch="360"/>
+          <w:cols w:num="1"/>
+        </w:sectPr>
       </w:pPr>
     </w:p>
     <w:p>
@@ -2559,6 +2663,18 @@
     </w:p>
     <w:p>
       <w:pPr>
+        <w:sectPr>
+          <w:type w:val="continuous"/>
+          <w:pgSz w:w="11909" w:h="16834"/>
+          <w:pgMar w:top="1440" w:right="1152" w:bottom="1440" w:left="1152" w:header="720" w:footer="720" w:gutter="0"/>
+          <w:docGrid w:linePitch="360"/>
+          <w:cols w:num="2" w:space="360"/>
+        </w:sectPr>
+      </w:pPr>
+    </w:p>
+    <w:p>
+      <w:pPr>
+        <w:keepNext/>
         <w:spacing w:before="240" w:after="120"/>
         <w:jc w:val="center"/>
       </w:pPr>
@@ -2605,9 +2721,13 @@
         <w:gridCol w:w="1201"/>
       </w:tblGrid>
       <w:tr>
+        <w:trPr>
+          <w:tblHeader/>
+          <w:cantSplit/>
+        </w:trPr>
         <w:tc>
           <w:tcPr>
-            <w:tcW w:type="dxa" w:w="1152"/>
+            <w:tcW w:type="dxa" w:w="2448"/>
             <w:shd w:fill="F1F5F9"/>
             <w:tcMar>
               <w:top w:w="90" w:type="dxa"/>
@@ -2632,7 +2752,7 @@
         </w:tc>
         <w:tc>
           <w:tcPr>
-            <w:tcW w:type="dxa" w:w="432"/>
+            <w:tcW w:type="dxa" w:w="864"/>
             <w:shd w:fill="F1F5F9"/>
             <w:tcMar>
               <w:top w:w="90" w:type="dxa"/>
@@ -2657,7 +2777,7 @@
         </w:tc>
         <w:tc>
           <w:tcPr>
-            <w:tcW w:type="dxa" w:w="432"/>
+            <w:tcW w:type="dxa" w:w="864"/>
             <w:shd w:fill="F1F5F9"/>
             <w:tcMar>
               <w:top w:w="90" w:type="dxa"/>
@@ -2682,7 +2802,7 @@
         </w:tc>
         <w:tc>
           <w:tcPr>
-            <w:tcW w:type="dxa" w:w="432"/>
+            <w:tcW w:type="dxa" w:w="864"/>
             <w:shd w:fill="F1F5F9"/>
             <w:tcMar>
               <w:top w:w="90" w:type="dxa"/>
@@ -2707,7 +2827,7 @@
         </w:tc>
         <w:tc>
           <w:tcPr>
-            <w:tcW w:type="dxa" w:w="432"/>
+            <w:tcW w:type="dxa" w:w="864"/>
             <w:shd w:fill="F1F5F9"/>
             <w:tcMar>
               <w:top w:w="90" w:type="dxa"/>
@@ -2732,7 +2852,7 @@
         </w:tc>
         <w:tc>
           <w:tcPr>
-            <w:tcW w:type="dxa" w:w="432"/>
+            <w:tcW w:type="dxa" w:w="864"/>
             <w:shd w:fill="F1F5F9"/>
             <w:tcMar>
               <w:top w:w="90" w:type="dxa"/>
@@ -2757,7 +2877,7 @@
         </w:tc>
         <w:tc>
           <w:tcPr>
-            <w:tcW w:type="dxa" w:w="576"/>
+            <w:tcW w:type="dxa" w:w="1152"/>
             <w:shd w:fill="F1F5F9"/>
             <w:tcMar>
               <w:top w:w="90" w:type="dxa"/>
@@ -2782,7 +2902,7 @@
         </w:tc>
         <w:tc>
           <w:tcPr>
-            <w:tcW w:type="dxa" w:w="720"/>
+            <w:tcW w:type="dxa" w:w="1440"/>
             <w:shd w:fill="F1F5F9"/>
             <w:tcMar>
               <w:top w:w="90" w:type="dxa"/>
@@ -2807,9 +2927,12 @@
         </w:tc>
       </w:tr>
       <w:tr>
+        <w:trPr>
+          <w:cantSplit/>
+        </w:trPr>
         <w:tc>
           <w:tcPr>
-            <w:tcW w:type="dxa" w:w="1152"/>
+            <w:tcW w:type="dxa" w:w="2448"/>
             <w:shd w:fill="FFFFFF"/>
             <w:tcMar>
               <w:top w:w="70" w:type="dxa"/>
@@ -2833,7 +2956,7 @@
         </w:tc>
         <w:tc>
           <w:tcPr>
-            <w:tcW w:type="dxa" w:w="432"/>
+            <w:tcW w:type="dxa" w:w="864"/>
             <w:shd w:fill="FFFFFF"/>
             <w:tcMar>
               <w:top w:w="70" w:type="dxa"/>
@@ -2857,7 +2980,7 @@
         </w:tc>
         <w:tc>
           <w:tcPr>
-            <w:tcW w:type="dxa" w:w="432"/>
+            <w:tcW w:type="dxa" w:w="864"/>
             <w:shd w:fill="FFFFFF"/>
             <w:tcMar>
               <w:top w:w="70" w:type="dxa"/>
@@ -2881,7 +3004,7 @@
         </w:tc>
         <w:tc>
           <w:tcPr>
-            <w:tcW w:type="dxa" w:w="432"/>
+            <w:tcW w:type="dxa" w:w="864"/>
             <w:shd w:fill="FFFFFF"/>
             <w:tcMar>
               <w:top w:w="70" w:type="dxa"/>
@@ -2905,7 +3028,7 @@
         </w:tc>
         <w:tc>
           <w:tcPr>
-            <w:tcW w:type="dxa" w:w="432"/>
+            <w:tcW w:type="dxa" w:w="864"/>
             <w:shd w:fill="FFFFFF"/>
             <w:tcMar>
               <w:top w:w="70" w:type="dxa"/>
@@ -2929,7 +3052,7 @@
         </w:tc>
         <w:tc>
           <w:tcPr>
-            <w:tcW w:type="dxa" w:w="432"/>
+            <w:tcW w:type="dxa" w:w="864"/>
             <w:shd w:fill="FFFFFF"/>
             <w:tcMar>
               <w:top w:w="70" w:type="dxa"/>
@@ -2953,7 +3076,7 @@
         </w:tc>
         <w:tc>
           <w:tcPr>
-            <w:tcW w:type="dxa" w:w="576"/>
+            <w:tcW w:type="dxa" w:w="1152"/>
             <w:shd w:fill="FFFFFF"/>
             <w:tcMar>
               <w:top w:w="70" w:type="dxa"/>
@@ -2977,7 +3100,7 @@
         </w:tc>
         <w:tc>
           <w:tcPr>
-            <w:tcW w:type="dxa" w:w="720"/>
+            <w:tcW w:type="dxa" w:w="1440"/>
             <w:shd w:fill="FFFFFF"/>
             <w:tcMar>
               <w:top w:w="70" w:type="dxa"/>
@@ -3001,9 +3124,12 @@
         </w:tc>
       </w:tr>
       <w:tr>
+        <w:trPr>
+          <w:cantSplit/>
+        </w:trPr>
         <w:tc>
           <w:tcPr>
-            <w:tcW w:type="dxa" w:w="1152"/>
+            <w:tcW w:type="dxa" w:w="2448"/>
             <w:shd w:fill="FAFAFA"/>
             <w:tcMar>
               <w:top w:w="70" w:type="dxa"/>
@@ -3027,7 +3153,7 @@
         </w:tc>
         <w:tc>
           <w:tcPr>
-            <w:tcW w:type="dxa" w:w="432"/>
+            <w:tcW w:type="dxa" w:w="864"/>
             <w:shd w:fill="FAFAFA"/>
             <w:tcMar>
               <w:top w:w="70" w:type="dxa"/>
@@ -3051,7 +3177,7 @@
         </w:tc>
         <w:tc>
           <w:tcPr>
-            <w:tcW w:type="dxa" w:w="432"/>
+            <w:tcW w:type="dxa" w:w="864"/>
             <w:shd w:fill="FAFAFA"/>
             <w:tcMar>
               <w:top w:w="70" w:type="dxa"/>
@@ -3075,7 +3201,7 @@
         </w:tc>
         <w:tc>
           <w:tcPr>
-            <w:tcW w:type="dxa" w:w="432"/>
+            <w:tcW w:type="dxa" w:w="864"/>
             <w:shd w:fill="FAFAFA"/>
             <w:tcMar>
               <w:top w:w="70" w:type="dxa"/>
@@ -3099,7 +3225,7 @@
         </w:tc>
         <w:tc>
           <w:tcPr>
-            <w:tcW w:type="dxa" w:w="432"/>
+            <w:tcW w:type="dxa" w:w="864"/>
             <w:shd w:fill="FAFAFA"/>
             <w:tcMar>
               <w:top w:w="70" w:type="dxa"/>
@@ -3123,7 +3249,7 @@
         </w:tc>
         <w:tc>
           <w:tcPr>
-            <w:tcW w:type="dxa" w:w="432"/>
+            <w:tcW w:type="dxa" w:w="864"/>
             <w:shd w:fill="FAFAFA"/>
             <w:tcMar>
               <w:top w:w="70" w:type="dxa"/>
@@ -3147,7 +3273,7 @@
         </w:tc>
         <w:tc>
           <w:tcPr>
-            <w:tcW w:type="dxa" w:w="576"/>
+            <w:tcW w:type="dxa" w:w="1152"/>
             <w:shd w:fill="FAFAFA"/>
             <w:tcMar>
               <w:top w:w="70" w:type="dxa"/>
@@ -3171,7 +3297,7 @@
         </w:tc>
         <w:tc>
           <w:tcPr>
-            <w:tcW w:type="dxa" w:w="720"/>
+            <w:tcW w:type="dxa" w:w="1440"/>
             <w:shd w:fill="FAFAFA"/>
             <w:tcMar>
               <w:top w:w="70" w:type="dxa"/>
@@ -3195,9 +3321,12 @@
         </w:tc>
       </w:tr>
       <w:tr>
+        <w:trPr>
+          <w:cantSplit/>
+        </w:trPr>
         <w:tc>
           <w:tcPr>
-            <w:tcW w:type="dxa" w:w="1152"/>
+            <w:tcW w:type="dxa" w:w="2448"/>
             <w:shd w:fill="FFFFFF"/>
             <w:tcMar>
               <w:top w:w="70" w:type="dxa"/>
@@ -3221,7 +3350,7 @@
         </w:tc>
         <w:tc>
           <w:tcPr>
-            <w:tcW w:type="dxa" w:w="432"/>
+            <w:tcW w:type="dxa" w:w="864"/>
             <w:shd w:fill="FFFFFF"/>
             <w:tcMar>
               <w:top w:w="70" w:type="dxa"/>
@@ -3245,7 +3374,7 @@
         </w:tc>
         <w:tc>
           <w:tcPr>
-            <w:tcW w:type="dxa" w:w="432"/>
+            <w:tcW w:type="dxa" w:w="864"/>
             <w:shd w:fill="FFFFFF"/>
             <w:tcMar>
               <w:top w:w="70" w:type="dxa"/>
@@ -3269,7 +3398,7 @@
         </w:tc>
         <w:tc>
           <w:tcPr>
-            <w:tcW w:type="dxa" w:w="432"/>
+            <w:tcW w:type="dxa" w:w="864"/>
             <w:shd w:fill="FFFFFF"/>
             <w:tcMar>
               <w:top w:w="70" w:type="dxa"/>
@@ -3293,7 +3422,7 @@
         </w:tc>
         <w:tc>
           <w:tcPr>
-            <w:tcW w:type="dxa" w:w="432"/>
+            <w:tcW w:type="dxa" w:w="864"/>
             <w:shd w:fill="FFFFFF"/>
             <w:tcMar>
               <w:top w:w="70" w:type="dxa"/>
@@ -3317,7 +3446,7 @@
         </w:tc>
         <w:tc>
           <w:tcPr>
-            <w:tcW w:type="dxa" w:w="432"/>
+            <w:tcW w:type="dxa" w:w="864"/>
             <w:shd w:fill="FFFFFF"/>
             <w:tcMar>
               <w:top w:w="70" w:type="dxa"/>
@@ -3341,7 +3470,7 @@
         </w:tc>
         <w:tc>
           <w:tcPr>
-            <w:tcW w:type="dxa" w:w="576"/>
+            <w:tcW w:type="dxa" w:w="1152"/>
             <w:shd w:fill="FFFFFF"/>
             <w:tcMar>
               <w:top w:w="70" w:type="dxa"/>
@@ -3365,7 +3494,7 @@
         </w:tc>
         <w:tc>
           <w:tcPr>
-            <w:tcW w:type="dxa" w:w="720"/>
+            <w:tcW w:type="dxa" w:w="1440"/>
             <w:shd w:fill="FFFFFF"/>
             <w:tcMar>
               <w:top w:w="70" w:type="dxa"/>
@@ -3389,9 +3518,12 @@
         </w:tc>
       </w:tr>
       <w:tr>
+        <w:trPr>
+          <w:cantSplit/>
+        </w:trPr>
         <w:tc>
           <w:tcPr>
-            <w:tcW w:type="dxa" w:w="1152"/>
+            <w:tcW w:type="dxa" w:w="2448"/>
             <w:shd w:fill="FAFAFA"/>
             <w:tcMar>
               <w:top w:w="70" w:type="dxa"/>
@@ -3415,7 +3547,7 @@
         </w:tc>
         <w:tc>
           <w:tcPr>
-            <w:tcW w:type="dxa" w:w="432"/>
+            <w:tcW w:type="dxa" w:w="864"/>
             <w:shd w:fill="FAFAFA"/>
             <w:tcMar>
               <w:top w:w="70" w:type="dxa"/>
@@ -3439,7 +3571,7 @@
         </w:tc>
         <w:tc>
           <w:tcPr>
-            <w:tcW w:type="dxa" w:w="432"/>
+            <w:tcW w:type="dxa" w:w="864"/>
             <w:shd w:fill="FAFAFA"/>
             <w:tcMar>
               <w:top w:w="70" w:type="dxa"/>
@@ -3463,7 +3595,7 @@
         </w:tc>
         <w:tc>
           <w:tcPr>
-            <w:tcW w:type="dxa" w:w="432"/>
+            <w:tcW w:type="dxa" w:w="864"/>
             <w:shd w:fill="FAFAFA"/>
             <w:tcMar>
               <w:top w:w="70" w:type="dxa"/>
@@ -3487,7 +3619,7 @@
         </w:tc>
         <w:tc>
           <w:tcPr>
-            <w:tcW w:type="dxa" w:w="432"/>
+            <w:tcW w:type="dxa" w:w="864"/>
             <w:shd w:fill="FAFAFA"/>
             <w:tcMar>
               <w:top w:w="70" w:type="dxa"/>
@@ -3511,7 +3643,7 @@
         </w:tc>
         <w:tc>
           <w:tcPr>
-            <w:tcW w:type="dxa" w:w="432"/>
+            <w:tcW w:type="dxa" w:w="864"/>
             <w:shd w:fill="FAFAFA"/>
             <w:tcMar>
               <w:top w:w="70" w:type="dxa"/>
@@ -3535,7 +3667,7 @@
         </w:tc>
         <w:tc>
           <w:tcPr>
-            <w:tcW w:type="dxa" w:w="576"/>
+            <w:tcW w:type="dxa" w:w="1152"/>
             <w:shd w:fill="FAFAFA"/>
             <w:tcMar>
               <w:top w:w="70" w:type="dxa"/>
@@ -3559,7 +3691,7 @@
         </w:tc>
         <w:tc>
           <w:tcPr>
-            <w:tcW w:type="dxa" w:w="720"/>
+            <w:tcW w:type="dxa" w:w="1440"/>
             <w:shd w:fill="FAFAFA"/>
             <w:tcMar>
               <w:top w:w="70" w:type="dxa"/>
@@ -3583,9 +3715,12 @@
         </w:tc>
       </w:tr>
       <w:tr>
+        <w:trPr>
+          <w:cantSplit/>
+        </w:trPr>
         <w:tc>
           <w:tcPr>
-            <w:tcW w:type="dxa" w:w="1152"/>
+            <w:tcW w:type="dxa" w:w="2448"/>
             <w:shd w:fill="FFFFFF"/>
             <w:tcMar>
               <w:top w:w="70" w:type="dxa"/>
@@ -3609,7 +3744,7 @@
         </w:tc>
         <w:tc>
           <w:tcPr>
-            <w:tcW w:type="dxa" w:w="432"/>
+            <w:tcW w:type="dxa" w:w="864"/>
             <w:shd w:fill="FFFFFF"/>
             <w:tcMar>
               <w:top w:w="70" w:type="dxa"/>
@@ -3633,7 +3768,7 @@
         </w:tc>
         <w:tc>
           <w:tcPr>
-            <w:tcW w:type="dxa" w:w="432"/>
+            <w:tcW w:type="dxa" w:w="864"/>
             <w:shd w:fill="FFFFFF"/>
             <w:tcMar>
               <w:top w:w="70" w:type="dxa"/>
@@ -3657,7 +3792,7 @@
         </w:tc>
         <w:tc>
           <w:tcPr>
-            <w:tcW w:type="dxa" w:w="432"/>
+            <w:tcW w:type="dxa" w:w="864"/>
             <w:shd w:fill="FFFFFF"/>
             <w:tcMar>
               <w:top w:w="70" w:type="dxa"/>
@@ -3681,7 +3816,7 @@
         </w:tc>
         <w:tc>
           <w:tcPr>
-            <w:tcW w:type="dxa" w:w="432"/>
+            <w:tcW w:type="dxa" w:w="864"/>
             <w:shd w:fill="FFFFFF"/>
             <w:tcMar>
               <w:top w:w="70" w:type="dxa"/>
@@ -3705,7 +3840,7 @@
         </w:tc>
         <w:tc>
           <w:tcPr>
-            <w:tcW w:type="dxa" w:w="432"/>
+            <w:tcW w:type="dxa" w:w="864"/>
             <w:shd w:fill="FFFFFF"/>
             <w:tcMar>
               <w:top w:w="70" w:type="dxa"/>
@@ -3729,7 +3864,7 @@
         </w:tc>
         <w:tc>
           <w:tcPr>
-            <w:tcW w:type="dxa" w:w="576"/>
+            <w:tcW w:type="dxa" w:w="1152"/>
             <w:shd w:fill="FFFFFF"/>
             <w:tcMar>
               <w:top w:w="70" w:type="dxa"/>
@@ -3753,7 +3888,7 @@
         </w:tc>
         <w:tc>
           <w:tcPr>
-            <w:tcW w:type="dxa" w:w="720"/>
+            <w:tcW w:type="dxa" w:w="1440"/>
             <w:shd w:fill="FFFFFF"/>
             <w:tcMar>
               <w:top w:w="70" w:type="dxa"/>
@@ -3780,6 +3915,17 @@
     <w:p>
       <w:pPr>
         <w:spacing w:before="0" w:after="240"/>
+      </w:pPr>
+    </w:p>
+    <w:p>
+      <w:pPr>
+        <w:sectPr>
+          <w:type w:val="continuous"/>
+          <w:pgSz w:w="11909" w:h="16834"/>
+          <w:pgMar w:top="1440" w:right="1152" w:bottom="1440" w:left="1152" w:header="720" w:footer="720" w:gutter="0"/>
+          <w:docGrid w:linePitch="360"/>
+          <w:cols w:num="1"/>
+        </w:sectPr>
       </w:pPr>
     </w:p>
     <w:p>
@@ -3813,13 +3959,25 @@
     </w:p>
     <w:p>
       <w:pPr>
+        <w:sectPr>
+          <w:type w:val="continuous"/>
+          <w:pgSz w:w="11909" w:h="16834"/>
+          <w:pgMar w:top="1440" w:right="1152" w:bottom="1440" w:left="1152" w:header="720" w:footer="720" w:gutter="0"/>
+          <w:docGrid w:linePitch="360"/>
+          <w:cols w:num="2" w:space="360"/>
+        </w:sectPr>
+      </w:pPr>
+    </w:p>
+    <w:p>
+      <w:pPr>
+        <w:keepNext/>
         <w:spacing w:before="240" w:after="0"/>
         <w:jc w:val="center"/>
       </w:pPr>
       <w:r>
         <w:drawing>
           <wp:inline xmlns:a="http://schemas.openxmlformats.org/drawingml/2006/main" xmlns:pic="http://schemas.openxmlformats.org/drawingml/2006/picture">
-            <wp:extent cx="2926080" cy="1901952"/>
+            <wp:extent cx="5943600" cy="3863340"/>
             <wp:docPr id="2" name="Picture 2"/>
             <wp:cNvGraphicFramePr>
               <a:graphicFrameLocks noChangeAspect="1"/>
@@ -3840,7 +3998,7 @@
                   <pic:spPr>
                     <a:xfrm>
                       <a:off x="0" y="0"/>
-                      <a:ext cx="2926080" cy="1901952"/>
+                      <a:ext cx="5943600" cy="3863340"/>
                     </a:xfrm>
                     <a:prstGeom prst="rect"/>
                   </pic:spPr>
@@ -3876,6 +4034,29 @@
     </w:p>
     <w:p>
       <w:pPr>
+        <w:sectPr>
+          <w:type w:val="continuous"/>
+          <w:pgSz w:w="11909" w:h="16834"/>
+          <w:pgMar w:top="1440" w:right="1152" w:bottom="1440" w:left="1152" w:header="720" w:footer="720" w:gutter="0"/>
+          <w:docGrid w:linePitch="360"/>
+          <w:cols w:num="1"/>
+        </w:sectPr>
+      </w:pPr>
+    </w:p>
+    <w:p>
+      <w:pPr>
+        <w:sectPr>
+          <w:type w:val="continuous"/>
+          <w:pgSz w:w="11909" w:h="16834"/>
+          <w:pgMar w:top="1440" w:right="1152" w:bottom="1440" w:left="1152" w:header="720" w:footer="720" w:gutter="0"/>
+          <w:docGrid w:linePitch="360"/>
+          <w:cols w:num="2" w:space="360"/>
+        </w:sectPr>
+      </w:pPr>
+    </w:p>
+    <w:p>
+      <w:pPr>
+        <w:keepNext/>
         <w:spacing w:before="240" w:after="120"/>
         <w:jc w:val="center"/>
       </w:pPr>
@@ -3919,9 +4100,13 @@
         <w:gridCol w:w="1921"/>
       </w:tblGrid>
       <w:tr>
+        <w:trPr>
+          <w:tblHeader/>
+          <w:cantSplit/>
+        </w:trPr>
         <w:tc>
           <w:tcPr>
-            <w:tcW w:type="dxa" w:w="864"/>
+            <w:tcW w:type="dxa" w:w="2016"/>
             <w:shd w:fill="F1F5F9"/>
             <w:tcMar>
               <w:top w:w="90" w:type="dxa"/>
@@ -3946,7 +4131,7 @@
         </w:tc>
         <w:tc>
           <w:tcPr>
-            <w:tcW w:type="dxa" w:w="720"/>
+            <w:tcW w:type="dxa" w:w="1296"/>
             <w:shd w:fill="F1F5F9"/>
             <w:tcMar>
               <w:top w:w="90" w:type="dxa"/>
@@ -3971,7 +4156,7 @@
         </w:tc>
         <w:tc>
           <w:tcPr>
-            <w:tcW w:type="dxa" w:w="576"/>
+            <w:tcW w:type="dxa" w:w="1152"/>
             <w:shd w:fill="F1F5F9"/>
             <w:tcMar>
               <w:top w:w="90" w:type="dxa"/>
@@ -3996,7 +4181,7 @@
         </w:tc>
         <w:tc>
           <w:tcPr>
-            <w:tcW w:type="dxa" w:w="720"/>
+            <w:tcW w:type="dxa" w:w="1296"/>
             <w:shd w:fill="F1F5F9"/>
             <w:tcMar>
               <w:top w:w="90" w:type="dxa"/>
@@ -4021,7 +4206,7 @@
         </w:tc>
         <w:tc>
           <w:tcPr>
-            <w:tcW w:type="dxa" w:w="1728"/>
+            <w:tcW w:type="dxa" w:w="3600"/>
             <w:shd w:fill="F1F5F9"/>
             <w:tcMar>
               <w:top w:w="90" w:type="dxa"/>
@@ -4046,9 +4231,12 @@
         </w:tc>
       </w:tr>
       <w:tr>
+        <w:trPr>
+          <w:cantSplit/>
+        </w:trPr>
         <w:tc>
           <w:tcPr>
-            <w:tcW w:type="dxa" w:w="864"/>
+            <w:tcW w:type="dxa" w:w="2016"/>
             <w:shd w:fill="FFFFFF"/>
             <w:tcMar>
               <w:top w:w="70" w:type="dxa"/>
@@ -4072,7 +4260,7 @@
         </w:tc>
         <w:tc>
           <w:tcPr>
-            <w:tcW w:type="dxa" w:w="720"/>
+            <w:tcW w:type="dxa" w:w="1296"/>
             <w:shd w:fill="FFFFFF"/>
             <w:tcMar>
               <w:top w:w="70" w:type="dxa"/>
@@ -4096,7 +4284,7 @@
         </w:tc>
         <w:tc>
           <w:tcPr>
-            <w:tcW w:type="dxa" w:w="576"/>
+            <w:tcW w:type="dxa" w:w="1152"/>
             <w:shd w:fill="FFFFFF"/>
             <w:tcMar>
               <w:top w:w="70" w:type="dxa"/>
@@ -4120,7 +4308,7 @@
         </w:tc>
         <w:tc>
           <w:tcPr>
-            <w:tcW w:type="dxa" w:w="720"/>
+            <w:tcW w:type="dxa" w:w="1296"/>
             <w:shd w:fill="FFFFFF"/>
             <w:tcMar>
               <w:top w:w="70" w:type="dxa"/>
@@ -4144,7 +4332,7 @@
         </w:tc>
         <w:tc>
           <w:tcPr>
-            <w:tcW w:type="dxa" w:w="1728"/>
+            <w:tcW w:type="dxa" w:w="3600"/>
             <w:shd w:fill="FFFFFF"/>
             <w:tcMar>
               <w:top w:w="70" w:type="dxa"/>
@@ -4168,9 +4356,12 @@
         </w:tc>
       </w:tr>
       <w:tr>
+        <w:trPr>
+          <w:cantSplit/>
+        </w:trPr>
         <w:tc>
           <w:tcPr>
-            <w:tcW w:type="dxa" w:w="864"/>
+            <w:tcW w:type="dxa" w:w="2016"/>
             <w:shd w:fill="FAFAFA"/>
             <w:tcMar>
               <w:top w:w="70" w:type="dxa"/>
@@ -4194,7 +4385,7 @@
         </w:tc>
         <w:tc>
           <w:tcPr>
-            <w:tcW w:type="dxa" w:w="720"/>
+            <w:tcW w:type="dxa" w:w="1296"/>
             <w:shd w:fill="FAFAFA"/>
             <w:tcMar>
               <w:top w:w="70" w:type="dxa"/>
@@ -4218,7 +4409,7 @@
         </w:tc>
         <w:tc>
           <w:tcPr>
-            <w:tcW w:type="dxa" w:w="576"/>
+            <w:tcW w:type="dxa" w:w="1152"/>
             <w:shd w:fill="FAFAFA"/>
             <w:tcMar>
               <w:top w:w="70" w:type="dxa"/>
@@ -4242,7 +4433,7 @@
         </w:tc>
         <w:tc>
           <w:tcPr>
-            <w:tcW w:type="dxa" w:w="720"/>
+            <w:tcW w:type="dxa" w:w="1296"/>
             <w:shd w:fill="FAFAFA"/>
             <w:tcMar>
               <w:top w:w="70" w:type="dxa"/>
@@ -4266,7 +4457,7 @@
         </w:tc>
         <w:tc>
           <w:tcPr>
-            <w:tcW w:type="dxa" w:w="1728"/>
+            <w:tcW w:type="dxa" w:w="3600"/>
             <w:shd w:fill="FAFAFA"/>
             <w:tcMar>
               <w:top w:w="70" w:type="dxa"/>
@@ -4290,9 +4481,12 @@
         </w:tc>
       </w:tr>
       <w:tr>
+        <w:trPr>
+          <w:cantSplit/>
+        </w:trPr>
         <w:tc>
           <w:tcPr>
-            <w:tcW w:type="dxa" w:w="864"/>
+            <w:tcW w:type="dxa" w:w="2016"/>
             <w:shd w:fill="FFFFFF"/>
             <w:tcMar>
               <w:top w:w="70" w:type="dxa"/>
@@ -4316,7 +4510,7 @@
         </w:tc>
         <w:tc>
           <w:tcPr>
-            <w:tcW w:type="dxa" w:w="720"/>
+            <w:tcW w:type="dxa" w:w="1296"/>
             <w:shd w:fill="FFFFFF"/>
             <w:tcMar>
               <w:top w:w="70" w:type="dxa"/>
@@ -4340,7 +4534,7 @@
         </w:tc>
         <w:tc>
           <w:tcPr>
-            <w:tcW w:type="dxa" w:w="576"/>
+            <w:tcW w:type="dxa" w:w="1152"/>
             <w:shd w:fill="FFFFFF"/>
             <w:tcMar>
               <w:top w:w="70" w:type="dxa"/>
@@ -4364,7 +4558,7 @@
         </w:tc>
         <w:tc>
           <w:tcPr>
-            <w:tcW w:type="dxa" w:w="720"/>
+            <w:tcW w:type="dxa" w:w="1296"/>
             <w:shd w:fill="FFFFFF"/>
             <w:tcMar>
               <w:top w:w="70" w:type="dxa"/>
@@ -4388,7 +4582,7 @@
         </w:tc>
         <w:tc>
           <w:tcPr>
-            <w:tcW w:type="dxa" w:w="1728"/>
+            <w:tcW w:type="dxa" w:w="3600"/>
             <w:shd w:fill="FFFFFF"/>
             <w:tcMar>
               <w:top w:w="70" w:type="dxa"/>
@@ -4412,9 +4606,12 @@
         </w:tc>
       </w:tr>
       <w:tr>
+        <w:trPr>
+          <w:cantSplit/>
+        </w:trPr>
         <w:tc>
           <w:tcPr>
-            <w:tcW w:type="dxa" w:w="864"/>
+            <w:tcW w:type="dxa" w:w="2016"/>
             <w:shd w:fill="FAFAFA"/>
             <w:tcMar>
               <w:top w:w="70" w:type="dxa"/>
@@ -4438,7 +4635,7 @@
         </w:tc>
         <w:tc>
           <w:tcPr>
-            <w:tcW w:type="dxa" w:w="720"/>
+            <w:tcW w:type="dxa" w:w="1296"/>
             <w:shd w:fill="FAFAFA"/>
             <w:tcMar>
               <w:top w:w="70" w:type="dxa"/>
@@ -4462,7 +4659,7 @@
         </w:tc>
         <w:tc>
           <w:tcPr>
-            <w:tcW w:type="dxa" w:w="576"/>
+            <w:tcW w:type="dxa" w:w="1152"/>
             <w:shd w:fill="FAFAFA"/>
             <w:tcMar>
               <w:top w:w="70" w:type="dxa"/>
@@ -4486,7 +4683,7 @@
         </w:tc>
         <w:tc>
           <w:tcPr>
-            <w:tcW w:type="dxa" w:w="720"/>
+            <w:tcW w:type="dxa" w:w="1296"/>
             <w:shd w:fill="FAFAFA"/>
             <w:tcMar>
               <w:top w:w="70" w:type="dxa"/>
@@ -4510,7 +4707,7 @@
         </w:tc>
         <w:tc>
           <w:tcPr>
-            <w:tcW w:type="dxa" w:w="1728"/>
+            <w:tcW w:type="dxa" w:w="3600"/>
             <w:shd w:fill="FAFAFA"/>
             <w:tcMar>
               <w:top w:w="70" w:type="dxa"/>
@@ -4534,9 +4731,12 @@
         </w:tc>
       </w:tr>
       <w:tr>
+        <w:trPr>
+          <w:cantSplit/>
+        </w:trPr>
         <w:tc>
           <w:tcPr>
-            <w:tcW w:type="dxa" w:w="864"/>
+            <w:tcW w:type="dxa" w:w="2016"/>
             <w:shd w:fill="FFFFFF"/>
             <w:tcMar>
               <w:top w:w="70" w:type="dxa"/>
@@ -4560,7 +4760,7 @@
         </w:tc>
         <w:tc>
           <w:tcPr>
-            <w:tcW w:type="dxa" w:w="720"/>
+            <w:tcW w:type="dxa" w:w="1296"/>
             <w:shd w:fill="FFFFFF"/>
             <w:tcMar>
               <w:top w:w="70" w:type="dxa"/>
@@ -4584,7 +4784,7 @@
         </w:tc>
         <w:tc>
           <w:tcPr>
-            <w:tcW w:type="dxa" w:w="576"/>
+            <w:tcW w:type="dxa" w:w="1152"/>
             <w:shd w:fill="FFFFFF"/>
             <w:tcMar>
               <w:top w:w="70" w:type="dxa"/>
@@ -4608,7 +4808,7 @@
         </w:tc>
         <w:tc>
           <w:tcPr>
-            <w:tcW w:type="dxa" w:w="720"/>
+            <w:tcW w:type="dxa" w:w="1296"/>
             <w:shd w:fill="FFFFFF"/>
             <w:tcMar>
               <w:top w:w="70" w:type="dxa"/>
@@ -4632,7 +4832,7 @@
         </w:tc>
         <w:tc>
           <w:tcPr>
-            <w:tcW w:type="dxa" w:w="1728"/>
+            <w:tcW w:type="dxa" w:w="3600"/>
             <w:shd w:fill="FFFFFF"/>
             <w:tcMar>
               <w:top w:w="70" w:type="dxa"/>
@@ -4656,9 +4856,12 @@
         </w:tc>
       </w:tr>
       <w:tr>
+        <w:trPr>
+          <w:cantSplit/>
+        </w:trPr>
         <w:tc>
           <w:tcPr>
-            <w:tcW w:type="dxa" w:w="864"/>
+            <w:tcW w:type="dxa" w:w="2016"/>
             <w:shd w:fill="FAFAFA"/>
             <w:tcMar>
               <w:top w:w="70" w:type="dxa"/>
@@ -4682,7 +4885,7 @@
         </w:tc>
         <w:tc>
           <w:tcPr>
-            <w:tcW w:type="dxa" w:w="720"/>
+            <w:tcW w:type="dxa" w:w="1296"/>
             <w:shd w:fill="FAFAFA"/>
             <w:tcMar>
               <w:top w:w="70" w:type="dxa"/>
@@ -4706,7 +4909,7 @@
         </w:tc>
         <w:tc>
           <w:tcPr>
-            <w:tcW w:type="dxa" w:w="576"/>
+            <w:tcW w:type="dxa" w:w="1152"/>
             <w:shd w:fill="FAFAFA"/>
             <w:tcMar>
               <w:top w:w="70" w:type="dxa"/>
@@ -4730,7 +4933,7 @@
         </w:tc>
         <w:tc>
           <w:tcPr>
-            <w:tcW w:type="dxa" w:w="720"/>
+            <w:tcW w:type="dxa" w:w="1296"/>
             <w:shd w:fill="FAFAFA"/>
             <w:tcMar>
               <w:top w:w="70" w:type="dxa"/>
@@ -4754,7 +4957,7 @@
         </w:tc>
         <w:tc>
           <w:tcPr>
-            <w:tcW w:type="dxa" w:w="1728"/>
+            <w:tcW w:type="dxa" w:w="3600"/>
             <w:shd w:fill="FAFAFA"/>
             <w:tcMar>
               <w:top w:w="70" w:type="dxa"/>
@@ -4778,9 +4981,12 @@
         </w:tc>
       </w:tr>
       <w:tr>
+        <w:trPr>
+          <w:cantSplit/>
+        </w:trPr>
         <w:tc>
           <w:tcPr>
-            <w:tcW w:type="dxa" w:w="864"/>
+            <w:tcW w:type="dxa" w:w="2016"/>
             <w:shd w:fill="FFFFFF"/>
             <w:tcMar>
               <w:top w:w="70" w:type="dxa"/>
@@ -4804,7 +5010,7 @@
         </w:tc>
         <w:tc>
           <w:tcPr>
-            <w:tcW w:type="dxa" w:w="720"/>
+            <w:tcW w:type="dxa" w:w="1296"/>
             <w:shd w:fill="FFFFFF"/>
             <w:tcMar>
               <w:top w:w="70" w:type="dxa"/>
@@ -4828,7 +5034,7 @@
         </w:tc>
         <w:tc>
           <w:tcPr>
-            <w:tcW w:type="dxa" w:w="576"/>
+            <w:tcW w:type="dxa" w:w="1152"/>
             <w:shd w:fill="FFFFFF"/>
             <w:tcMar>
               <w:top w:w="70" w:type="dxa"/>
@@ -4852,7 +5058,7 @@
         </w:tc>
         <w:tc>
           <w:tcPr>
-            <w:tcW w:type="dxa" w:w="720"/>
+            <w:tcW w:type="dxa" w:w="1296"/>
             <w:shd w:fill="FFFFFF"/>
             <w:tcMar>
               <w:top w:w="70" w:type="dxa"/>
@@ -4876,7 +5082,7 @@
         </w:tc>
         <w:tc>
           <w:tcPr>
-            <w:tcW w:type="dxa" w:w="1728"/>
+            <w:tcW w:type="dxa" w:w="3600"/>
             <w:shd w:fill="FFFFFF"/>
             <w:tcMar>
               <w:top w:w="70" w:type="dxa"/>
@@ -4900,9 +5106,12 @@
         </w:tc>
       </w:tr>
       <w:tr>
+        <w:trPr>
+          <w:cantSplit/>
+        </w:trPr>
         <w:tc>
           <w:tcPr>
-            <w:tcW w:type="dxa" w:w="864"/>
+            <w:tcW w:type="dxa" w:w="2016"/>
             <w:shd w:fill="FAFAFA"/>
             <w:tcMar>
               <w:top w:w="70" w:type="dxa"/>
@@ -4926,7 +5135,7 @@
         </w:tc>
         <w:tc>
           <w:tcPr>
-            <w:tcW w:type="dxa" w:w="720"/>
+            <w:tcW w:type="dxa" w:w="1296"/>
             <w:shd w:fill="FAFAFA"/>
             <w:tcMar>
               <w:top w:w="70" w:type="dxa"/>
@@ -4950,7 +5159,7 @@
         </w:tc>
         <w:tc>
           <w:tcPr>
-            <w:tcW w:type="dxa" w:w="576"/>
+            <w:tcW w:type="dxa" w:w="1152"/>
             <w:shd w:fill="FAFAFA"/>
             <w:tcMar>
               <w:top w:w="70" w:type="dxa"/>
@@ -4974,7 +5183,7 @@
         </w:tc>
         <w:tc>
           <w:tcPr>
-            <w:tcW w:type="dxa" w:w="720"/>
+            <w:tcW w:type="dxa" w:w="1296"/>
             <w:shd w:fill="FAFAFA"/>
             <w:tcMar>
               <w:top w:w="70" w:type="dxa"/>
@@ -4998,7 +5207,7 @@
         </w:tc>
         <w:tc>
           <w:tcPr>
-            <w:tcW w:type="dxa" w:w="1728"/>
+            <w:tcW w:type="dxa" w:w="3600"/>
             <w:shd w:fill="FAFAFA"/>
             <w:tcMar>
               <w:top w:w="70" w:type="dxa"/>
@@ -5022,9 +5231,12 @@
         </w:tc>
       </w:tr>
       <w:tr>
+        <w:trPr>
+          <w:cantSplit/>
+        </w:trPr>
         <w:tc>
           <w:tcPr>
-            <w:tcW w:type="dxa" w:w="864"/>
+            <w:tcW w:type="dxa" w:w="2016"/>
             <w:shd w:fill="FFFFFF"/>
             <w:tcMar>
               <w:top w:w="70" w:type="dxa"/>
@@ -5048,7 +5260,7 @@
         </w:tc>
         <w:tc>
           <w:tcPr>
-            <w:tcW w:type="dxa" w:w="720"/>
+            <w:tcW w:type="dxa" w:w="1296"/>
             <w:shd w:fill="FFFFFF"/>
             <w:tcMar>
               <w:top w:w="70" w:type="dxa"/>
@@ -5072,7 +5284,7 @@
         </w:tc>
         <w:tc>
           <w:tcPr>
-            <w:tcW w:type="dxa" w:w="576"/>
+            <w:tcW w:type="dxa" w:w="1152"/>
             <w:shd w:fill="FFFFFF"/>
             <w:tcMar>
               <w:top w:w="70" w:type="dxa"/>
@@ -5096,7 +5308,7 @@
         </w:tc>
         <w:tc>
           <w:tcPr>
-            <w:tcW w:type="dxa" w:w="720"/>
+            <w:tcW w:type="dxa" w:w="1296"/>
             <w:shd w:fill="FFFFFF"/>
             <w:tcMar>
               <w:top w:w="70" w:type="dxa"/>
@@ -5120,7 +5332,7 @@
         </w:tc>
         <w:tc>
           <w:tcPr>
-            <w:tcW w:type="dxa" w:w="1728"/>
+            <w:tcW w:type="dxa" w:w="3600"/>
             <w:shd w:fill="FFFFFF"/>
             <w:tcMar>
               <w:top w:w="70" w:type="dxa"/>
@@ -5144,9 +5356,12 @@
         </w:tc>
       </w:tr>
       <w:tr>
+        <w:trPr>
+          <w:cantSplit/>
+        </w:trPr>
         <w:tc>
           <w:tcPr>
-            <w:tcW w:type="dxa" w:w="864"/>
+            <w:tcW w:type="dxa" w:w="2016"/>
             <w:shd w:fill="FAFAFA"/>
             <w:tcMar>
               <w:top w:w="70" w:type="dxa"/>
@@ -5170,7 +5385,7 @@
         </w:tc>
         <w:tc>
           <w:tcPr>
-            <w:tcW w:type="dxa" w:w="720"/>
+            <w:tcW w:type="dxa" w:w="1296"/>
             <w:shd w:fill="FAFAFA"/>
             <w:tcMar>
               <w:top w:w="70" w:type="dxa"/>
@@ -5194,7 +5409,7 @@
         </w:tc>
         <w:tc>
           <w:tcPr>
-            <w:tcW w:type="dxa" w:w="576"/>
+            <w:tcW w:type="dxa" w:w="1152"/>
             <w:shd w:fill="FAFAFA"/>
             <w:tcMar>
               <w:top w:w="70" w:type="dxa"/>
@@ -5218,7 +5433,7 @@
         </w:tc>
         <w:tc>
           <w:tcPr>
-            <w:tcW w:type="dxa" w:w="720"/>
+            <w:tcW w:type="dxa" w:w="1296"/>
             <w:shd w:fill="FAFAFA"/>
             <w:tcMar>
               <w:top w:w="70" w:type="dxa"/>
@@ -5242,7 +5457,7 @@
         </w:tc>
         <w:tc>
           <w:tcPr>
-            <w:tcW w:type="dxa" w:w="1728"/>
+            <w:tcW w:type="dxa" w:w="3600"/>
             <w:shd w:fill="FAFAFA"/>
             <w:tcMar>
               <w:top w:w="70" w:type="dxa"/>
@@ -5266,9 +5481,12 @@
         </w:tc>
       </w:tr>
       <w:tr>
+        <w:trPr>
+          <w:cantSplit/>
+        </w:trPr>
         <w:tc>
           <w:tcPr>
-            <w:tcW w:type="dxa" w:w="864"/>
+            <w:tcW w:type="dxa" w:w="2016"/>
             <w:shd w:fill="FFFFFF"/>
             <w:tcMar>
               <w:top w:w="70" w:type="dxa"/>
@@ -5292,7 +5510,7 @@
         </w:tc>
         <w:tc>
           <w:tcPr>
-            <w:tcW w:type="dxa" w:w="720"/>
+            <w:tcW w:type="dxa" w:w="1296"/>
             <w:shd w:fill="FFFFFF"/>
             <w:tcMar>
               <w:top w:w="70" w:type="dxa"/>
@@ -5316,7 +5534,7 @@
         </w:tc>
         <w:tc>
           <w:tcPr>
-            <w:tcW w:type="dxa" w:w="576"/>
+            <w:tcW w:type="dxa" w:w="1152"/>
             <w:shd w:fill="FFFFFF"/>
             <w:tcMar>
               <w:top w:w="70" w:type="dxa"/>
@@ -5340,7 +5558,7 @@
         </w:tc>
         <w:tc>
           <w:tcPr>
-            <w:tcW w:type="dxa" w:w="720"/>
+            <w:tcW w:type="dxa" w:w="1296"/>
             <w:shd w:fill="FFFFFF"/>
             <w:tcMar>
               <w:top w:w="70" w:type="dxa"/>
@@ -5364,7 +5582,7 @@
         </w:tc>
         <w:tc>
           <w:tcPr>
-            <w:tcW w:type="dxa" w:w="1728"/>
+            <w:tcW w:type="dxa" w:w="3600"/>
             <w:shd w:fill="FFFFFF"/>
             <w:tcMar>
               <w:top w:w="70" w:type="dxa"/>
@@ -5388,9 +5606,12 @@
         </w:tc>
       </w:tr>
       <w:tr>
+        <w:trPr>
+          <w:cantSplit/>
+        </w:trPr>
         <w:tc>
           <w:tcPr>
-            <w:tcW w:type="dxa" w:w="864"/>
+            <w:tcW w:type="dxa" w:w="2016"/>
             <w:shd w:fill="FAFAFA"/>
             <w:tcMar>
               <w:top w:w="70" w:type="dxa"/>
@@ -5414,7 +5635,7 @@
         </w:tc>
         <w:tc>
           <w:tcPr>
-            <w:tcW w:type="dxa" w:w="720"/>
+            <w:tcW w:type="dxa" w:w="1296"/>
             <w:shd w:fill="FAFAFA"/>
             <w:tcMar>
               <w:top w:w="70" w:type="dxa"/>
@@ -5438,7 +5659,7 @@
         </w:tc>
         <w:tc>
           <w:tcPr>
-            <w:tcW w:type="dxa" w:w="576"/>
+            <w:tcW w:type="dxa" w:w="1152"/>
             <w:shd w:fill="FAFAFA"/>
             <w:tcMar>
               <w:top w:w="70" w:type="dxa"/>
@@ -5462,7 +5683,7 @@
         </w:tc>
         <w:tc>
           <w:tcPr>
-            <w:tcW w:type="dxa" w:w="720"/>
+            <w:tcW w:type="dxa" w:w="1296"/>
             <w:shd w:fill="FAFAFA"/>
             <w:tcMar>
               <w:top w:w="70" w:type="dxa"/>
@@ -5486,7 +5707,7 @@
         </w:tc>
         <w:tc>
           <w:tcPr>
-            <w:tcW w:type="dxa" w:w="1728"/>
+            <w:tcW w:type="dxa" w:w="3600"/>
             <w:shd w:fill="FAFAFA"/>
             <w:tcMar>
               <w:top w:w="70" w:type="dxa"/>
@@ -5510,9 +5731,12 @@
         </w:tc>
       </w:tr>
       <w:tr>
+        <w:trPr>
+          <w:cantSplit/>
+        </w:trPr>
         <w:tc>
           <w:tcPr>
-            <w:tcW w:type="dxa" w:w="864"/>
+            <w:tcW w:type="dxa" w:w="2016"/>
             <w:shd w:fill="FFFFFF"/>
             <w:tcMar>
               <w:top w:w="70" w:type="dxa"/>
@@ -5536,7 +5760,7 @@
         </w:tc>
         <w:tc>
           <w:tcPr>
-            <w:tcW w:type="dxa" w:w="720"/>
+            <w:tcW w:type="dxa" w:w="1296"/>
             <w:shd w:fill="FFFFFF"/>
             <w:tcMar>
               <w:top w:w="70" w:type="dxa"/>
@@ -5560,7 +5784,7 @@
         </w:tc>
         <w:tc>
           <w:tcPr>
-            <w:tcW w:type="dxa" w:w="576"/>
+            <w:tcW w:type="dxa" w:w="1152"/>
             <w:shd w:fill="FFFFFF"/>
             <w:tcMar>
               <w:top w:w="70" w:type="dxa"/>
@@ -5584,7 +5808,7 @@
         </w:tc>
         <w:tc>
           <w:tcPr>
-            <w:tcW w:type="dxa" w:w="720"/>
+            <w:tcW w:type="dxa" w:w="1296"/>
             <w:shd w:fill="FFFFFF"/>
             <w:tcMar>
               <w:top w:w="70" w:type="dxa"/>
@@ -5608,7 +5832,7 @@
         </w:tc>
         <w:tc>
           <w:tcPr>
-            <w:tcW w:type="dxa" w:w="1728"/>
+            <w:tcW w:type="dxa" w:w="3600"/>
             <w:shd w:fill="FFFFFF"/>
             <w:tcMar>
               <w:top w:w="70" w:type="dxa"/>
@@ -5632,9 +5856,12 @@
         </w:tc>
       </w:tr>
       <w:tr>
+        <w:trPr>
+          <w:cantSplit/>
+        </w:trPr>
         <w:tc>
           <w:tcPr>
-            <w:tcW w:type="dxa" w:w="864"/>
+            <w:tcW w:type="dxa" w:w="2016"/>
             <w:shd w:fill="FAFAFA"/>
             <w:tcMar>
               <w:top w:w="70" w:type="dxa"/>
@@ -5658,7 +5885,7 @@
         </w:tc>
         <w:tc>
           <w:tcPr>
-            <w:tcW w:type="dxa" w:w="720"/>
+            <w:tcW w:type="dxa" w:w="1296"/>
             <w:shd w:fill="FAFAFA"/>
             <w:tcMar>
               <w:top w:w="70" w:type="dxa"/>
@@ -5682,7 +5909,7 @@
         </w:tc>
         <w:tc>
           <w:tcPr>
-            <w:tcW w:type="dxa" w:w="576"/>
+            <w:tcW w:type="dxa" w:w="1152"/>
             <w:shd w:fill="FAFAFA"/>
             <w:tcMar>
               <w:top w:w="70" w:type="dxa"/>
@@ -5706,7 +5933,7 @@
         </w:tc>
         <w:tc>
           <w:tcPr>
-            <w:tcW w:type="dxa" w:w="720"/>
+            <w:tcW w:type="dxa" w:w="1296"/>
             <w:shd w:fill="FAFAFA"/>
             <w:tcMar>
               <w:top w:w="70" w:type="dxa"/>
@@ -5730,7 +5957,7 @@
         </w:tc>
         <w:tc>
           <w:tcPr>
-            <w:tcW w:type="dxa" w:w="1728"/>
+            <w:tcW w:type="dxa" w:w="3600"/>
             <w:shd w:fill="FAFAFA"/>
             <w:tcMar>
               <w:top w:w="70" w:type="dxa"/>
@@ -5754,9 +5981,12 @@
         </w:tc>
       </w:tr>
       <w:tr>
+        <w:trPr>
+          <w:cantSplit/>
+        </w:trPr>
         <w:tc>
           <w:tcPr>
-            <w:tcW w:type="dxa" w:w="864"/>
+            <w:tcW w:type="dxa" w:w="2016"/>
             <w:shd w:fill="FFFFFF"/>
             <w:tcMar>
               <w:top w:w="70" w:type="dxa"/>
@@ -5780,7 +6010,7 @@
         </w:tc>
         <w:tc>
           <w:tcPr>
-            <w:tcW w:type="dxa" w:w="720"/>
+            <w:tcW w:type="dxa" w:w="1296"/>
             <w:shd w:fill="FFFFFF"/>
             <w:tcMar>
               <w:top w:w="70" w:type="dxa"/>
@@ -5804,7 +6034,7 @@
         </w:tc>
         <w:tc>
           <w:tcPr>
-            <w:tcW w:type="dxa" w:w="576"/>
+            <w:tcW w:type="dxa" w:w="1152"/>
             <w:shd w:fill="FFFFFF"/>
             <w:tcMar>
               <w:top w:w="70" w:type="dxa"/>
@@ -5828,7 +6058,7 @@
         </w:tc>
         <w:tc>
           <w:tcPr>
-            <w:tcW w:type="dxa" w:w="720"/>
+            <w:tcW w:type="dxa" w:w="1296"/>
             <w:shd w:fill="FFFFFF"/>
             <w:tcMar>
               <w:top w:w="70" w:type="dxa"/>
@@ -5852,7 +6082,7 @@
         </w:tc>
         <w:tc>
           <w:tcPr>
-            <w:tcW w:type="dxa" w:w="1728"/>
+            <w:tcW w:type="dxa" w:w="3600"/>
             <w:shd w:fill="FFFFFF"/>
             <w:tcMar>
               <w:top w:w="70" w:type="dxa"/>
@@ -5876,9 +6106,12 @@
         </w:tc>
       </w:tr>
       <w:tr>
+        <w:trPr>
+          <w:cantSplit/>
+        </w:trPr>
         <w:tc>
           <w:tcPr>
-            <w:tcW w:type="dxa" w:w="864"/>
+            <w:tcW w:type="dxa" w:w="2016"/>
             <w:shd w:fill="FAFAFA"/>
             <w:tcMar>
               <w:top w:w="70" w:type="dxa"/>
@@ -5902,7 +6135,7 @@
         </w:tc>
         <w:tc>
           <w:tcPr>
-            <w:tcW w:type="dxa" w:w="720"/>
+            <w:tcW w:type="dxa" w:w="1296"/>
             <w:shd w:fill="FAFAFA"/>
             <w:tcMar>
               <w:top w:w="70" w:type="dxa"/>
@@ -5926,7 +6159,7 @@
         </w:tc>
         <w:tc>
           <w:tcPr>
-            <w:tcW w:type="dxa" w:w="576"/>
+            <w:tcW w:type="dxa" w:w="1152"/>
             <w:shd w:fill="FAFAFA"/>
             <w:tcMar>
               <w:top w:w="70" w:type="dxa"/>
@@ -5950,7 +6183,7 @@
         </w:tc>
         <w:tc>
           <w:tcPr>
-            <w:tcW w:type="dxa" w:w="720"/>
+            <w:tcW w:type="dxa" w:w="1296"/>
             <w:shd w:fill="FAFAFA"/>
             <w:tcMar>
               <w:top w:w="70" w:type="dxa"/>
@@ -5974,7 +6207,7 @@
         </w:tc>
         <w:tc>
           <w:tcPr>
-            <w:tcW w:type="dxa" w:w="1728"/>
+            <w:tcW w:type="dxa" w:w="3600"/>
             <w:shd w:fill="FAFAFA"/>
             <w:tcMar>
               <w:top w:w="70" w:type="dxa"/>
@@ -6001,6 +6234,17 @@
     <w:p>
       <w:pPr>
         <w:spacing w:before="0" w:after="240"/>
+      </w:pPr>
+    </w:p>
+    <w:p>
+      <w:pPr>
+        <w:sectPr>
+          <w:type w:val="continuous"/>
+          <w:pgSz w:w="11909" w:h="16834"/>
+          <w:pgMar w:top="1440" w:right="1152" w:bottom="1440" w:left="1152" w:header="720" w:footer="720" w:gutter="0"/>
+          <w:docGrid w:linePitch="360"/>
+          <w:cols w:num="1"/>
+        </w:sectPr>
       </w:pPr>
     </w:p>
     <w:p>
@@ -6034,13 +6278,25 @@
     </w:p>
     <w:p>
       <w:pPr>
+        <w:sectPr>
+          <w:type w:val="continuous"/>
+          <w:pgSz w:w="11909" w:h="16834"/>
+          <w:pgMar w:top="1440" w:right="1152" w:bottom="1440" w:left="1152" w:header="720" w:footer="720" w:gutter="0"/>
+          <w:docGrid w:linePitch="360"/>
+          <w:cols w:num="2" w:space="360"/>
+        </w:sectPr>
+      </w:pPr>
+    </w:p>
+    <w:p>
+      <w:pPr>
+        <w:keepNext/>
         <w:spacing w:before="240" w:after="0"/>
         <w:jc w:val="center"/>
       </w:pPr>
       <w:r>
         <w:drawing>
           <wp:inline xmlns:a="http://schemas.openxmlformats.org/drawingml/2006/main" xmlns:pic="http://schemas.openxmlformats.org/drawingml/2006/picture">
-            <wp:extent cx="2926080" cy="1788160"/>
+            <wp:extent cx="5943600" cy="3632200"/>
             <wp:docPr id="3" name="Picture 3"/>
             <wp:cNvGraphicFramePr>
               <a:graphicFrameLocks noChangeAspect="1"/>
@@ -6061,7 +6317,7 @@
                   <pic:spPr>
                     <a:xfrm>
                       <a:off x="0" y="0"/>
-                      <a:ext cx="2926080" cy="1788160"/>
+                      <a:ext cx="5943600" cy="3632200"/>
                     </a:xfrm>
                     <a:prstGeom prst="rect"/>
                   </pic:spPr>
@@ -6097,6 +6353,29 @@
     </w:p>
     <w:p>
       <w:pPr>
+        <w:sectPr>
+          <w:type w:val="continuous"/>
+          <w:pgSz w:w="11909" w:h="16834"/>
+          <w:pgMar w:top="1440" w:right="1152" w:bottom="1440" w:left="1152" w:header="720" w:footer="720" w:gutter="0"/>
+          <w:docGrid w:linePitch="360"/>
+          <w:cols w:num="1"/>
+        </w:sectPr>
+      </w:pPr>
+    </w:p>
+    <w:p>
+      <w:pPr>
+        <w:sectPr>
+          <w:type w:val="continuous"/>
+          <w:pgSz w:w="11909" w:h="16834"/>
+          <w:pgMar w:top="1440" w:right="1152" w:bottom="1440" w:left="1152" w:header="720" w:footer="720" w:gutter="0"/>
+          <w:docGrid w:linePitch="360"/>
+          <w:cols w:num="2" w:space="360"/>
+        </w:sectPr>
+      </w:pPr>
+    </w:p>
+    <w:p>
+      <w:pPr>
+        <w:keepNext/>
         <w:spacing w:before="240" w:after="120"/>
         <w:jc w:val="center"/>
       </w:pPr>
@@ -6140,9 +6419,13 @@
         <w:gridCol w:w="1921"/>
       </w:tblGrid>
       <w:tr>
+        <w:trPr>
+          <w:tblHeader/>
+          <w:cantSplit/>
+        </w:trPr>
         <w:tc>
           <w:tcPr>
-            <w:tcW w:type="dxa" w:w="864"/>
+            <w:tcW w:type="dxa" w:w="1872"/>
             <w:shd w:fill="F1F5F9"/>
             <w:tcMar>
               <w:top w:w="90" w:type="dxa"/>
@@ -6167,7 +6450,7 @@
         </w:tc>
         <w:tc>
           <w:tcPr>
-            <w:tcW w:type="dxa" w:w="864"/>
+            <w:tcW w:type="dxa" w:w="1872"/>
             <w:shd w:fill="F1F5F9"/>
             <w:tcMar>
               <w:top w:w="90" w:type="dxa"/>
@@ -6192,7 +6475,7 @@
         </w:tc>
         <w:tc>
           <w:tcPr>
-            <w:tcW w:type="dxa" w:w="576"/>
+            <w:tcW w:type="dxa" w:w="1152"/>
             <w:shd w:fill="F1F5F9"/>
             <w:tcMar>
               <w:top w:w="90" w:type="dxa"/>
@@ -6217,7 +6500,7 @@
         </w:tc>
         <w:tc>
           <w:tcPr>
-            <w:tcW w:type="dxa" w:w="720"/>
+            <w:tcW w:type="dxa" w:w="1296"/>
             <w:shd w:fill="F1F5F9"/>
             <w:tcMar>
               <w:top w:w="90" w:type="dxa"/>
@@ -6242,7 +6525,7 @@
         </w:tc>
         <w:tc>
           <w:tcPr>
-            <w:tcW w:type="dxa" w:w="1584"/>
+            <w:tcW w:type="dxa" w:w="3168"/>
             <w:shd w:fill="F1F5F9"/>
             <w:tcMar>
               <w:top w:w="90" w:type="dxa"/>
@@ -6267,9 +6550,12 @@
         </w:tc>
       </w:tr>
       <w:tr>
+        <w:trPr>
+          <w:cantSplit/>
+        </w:trPr>
         <w:tc>
           <w:tcPr>
-            <w:tcW w:type="dxa" w:w="864"/>
+            <w:tcW w:type="dxa" w:w="1872"/>
             <w:shd w:fill="FFFFFF"/>
             <w:tcMar>
               <w:top w:w="70" w:type="dxa"/>
@@ -6293,7 +6579,7 @@
         </w:tc>
         <w:tc>
           <w:tcPr>
-            <w:tcW w:type="dxa" w:w="864"/>
+            <w:tcW w:type="dxa" w:w="1872"/>
             <w:shd w:fill="FFFFFF"/>
             <w:tcMar>
               <w:top w:w="70" w:type="dxa"/>
@@ -6317,7 +6603,7 @@
         </w:tc>
         <w:tc>
           <w:tcPr>
-            <w:tcW w:type="dxa" w:w="576"/>
+            <w:tcW w:type="dxa" w:w="1152"/>
             <w:shd w:fill="FFFFFF"/>
             <w:tcMar>
               <w:top w:w="70" w:type="dxa"/>
@@ -6341,7 +6627,7 @@
         </w:tc>
         <w:tc>
           <w:tcPr>
-            <w:tcW w:type="dxa" w:w="720"/>
+            <w:tcW w:type="dxa" w:w="1296"/>
             <w:shd w:fill="FFFFFF"/>
             <w:tcMar>
               <w:top w:w="70" w:type="dxa"/>
@@ -6365,7 +6651,7 @@
         </w:tc>
         <w:tc>
           <w:tcPr>
-            <w:tcW w:type="dxa" w:w="1584"/>
+            <w:tcW w:type="dxa" w:w="3168"/>
             <w:shd w:fill="FFFFFF"/>
             <w:tcMar>
               <w:top w:w="70" w:type="dxa"/>
@@ -6389,9 +6675,12 @@
         </w:tc>
       </w:tr>
       <w:tr>
+        <w:trPr>
+          <w:cantSplit/>
+        </w:trPr>
         <w:tc>
           <w:tcPr>
-            <w:tcW w:type="dxa" w:w="864"/>
+            <w:tcW w:type="dxa" w:w="1872"/>
             <w:shd w:fill="FAFAFA"/>
             <w:tcMar>
               <w:top w:w="70" w:type="dxa"/>
@@ -6415,7 +6704,7 @@
         </w:tc>
         <w:tc>
           <w:tcPr>
-            <w:tcW w:type="dxa" w:w="864"/>
+            <w:tcW w:type="dxa" w:w="1872"/>
             <w:shd w:fill="FAFAFA"/>
             <w:tcMar>
               <w:top w:w="70" w:type="dxa"/>
@@ -6439,7 +6728,7 @@
         </w:tc>
         <w:tc>
           <w:tcPr>
-            <w:tcW w:type="dxa" w:w="576"/>
+            <w:tcW w:type="dxa" w:w="1152"/>
             <w:shd w:fill="FAFAFA"/>
             <w:tcMar>
               <w:top w:w="70" w:type="dxa"/>
@@ -6463,7 +6752,7 @@
         </w:tc>
         <w:tc>
           <w:tcPr>
-            <w:tcW w:type="dxa" w:w="720"/>
+            <w:tcW w:type="dxa" w:w="1296"/>
             <w:shd w:fill="FAFAFA"/>
             <w:tcMar>
               <w:top w:w="70" w:type="dxa"/>
@@ -6487,7 +6776,7 @@
         </w:tc>
         <w:tc>
           <w:tcPr>
-            <w:tcW w:type="dxa" w:w="1584"/>
+            <w:tcW w:type="dxa" w:w="3168"/>
             <w:shd w:fill="FAFAFA"/>
             <w:tcMar>
               <w:top w:w="70" w:type="dxa"/>
@@ -6511,9 +6800,12 @@
         </w:tc>
       </w:tr>
       <w:tr>
+        <w:trPr>
+          <w:cantSplit/>
+        </w:trPr>
         <w:tc>
           <w:tcPr>
-            <w:tcW w:type="dxa" w:w="864"/>
+            <w:tcW w:type="dxa" w:w="1872"/>
             <w:shd w:fill="FFFFFF"/>
             <w:tcMar>
               <w:top w:w="70" w:type="dxa"/>
@@ -6537,7 +6829,7 @@
         </w:tc>
         <w:tc>
           <w:tcPr>
-            <w:tcW w:type="dxa" w:w="864"/>
+            <w:tcW w:type="dxa" w:w="1872"/>
             <w:shd w:fill="FFFFFF"/>
             <w:tcMar>
               <w:top w:w="70" w:type="dxa"/>
@@ -6561,7 +6853,7 @@
         </w:tc>
         <w:tc>
           <w:tcPr>
-            <w:tcW w:type="dxa" w:w="576"/>
+            <w:tcW w:type="dxa" w:w="1152"/>
             <w:shd w:fill="FFFFFF"/>
             <w:tcMar>
               <w:top w:w="70" w:type="dxa"/>
@@ -6585,7 +6877,7 @@
         </w:tc>
         <w:tc>
           <w:tcPr>
-            <w:tcW w:type="dxa" w:w="720"/>
+            <w:tcW w:type="dxa" w:w="1296"/>
             <w:shd w:fill="FFFFFF"/>
             <w:tcMar>
               <w:top w:w="70" w:type="dxa"/>
@@ -6609,7 +6901,7 @@
         </w:tc>
         <w:tc>
           <w:tcPr>
-            <w:tcW w:type="dxa" w:w="1584"/>
+            <w:tcW w:type="dxa" w:w="3168"/>
             <w:shd w:fill="FFFFFF"/>
             <w:tcMar>
               <w:top w:w="70" w:type="dxa"/>
@@ -6633,9 +6925,12 @@
         </w:tc>
       </w:tr>
       <w:tr>
+        <w:trPr>
+          <w:cantSplit/>
+        </w:trPr>
         <w:tc>
           <w:tcPr>
-            <w:tcW w:type="dxa" w:w="864"/>
+            <w:tcW w:type="dxa" w:w="1872"/>
             <w:shd w:fill="FAFAFA"/>
             <w:tcMar>
               <w:top w:w="70" w:type="dxa"/>
@@ -6659,7 +6954,7 @@
         </w:tc>
         <w:tc>
           <w:tcPr>
-            <w:tcW w:type="dxa" w:w="864"/>
+            <w:tcW w:type="dxa" w:w="1872"/>
             <w:shd w:fill="FAFAFA"/>
             <w:tcMar>
               <w:top w:w="70" w:type="dxa"/>
@@ -6683,7 +6978,7 @@
         </w:tc>
         <w:tc>
           <w:tcPr>
-            <w:tcW w:type="dxa" w:w="576"/>
+            <w:tcW w:type="dxa" w:w="1152"/>
             <w:shd w:fill="FAFAFA"/>
             <w:tcMar>
               <w:top w:w="70" w:type="dxa"/>
@@ -6707,7 +7002,7 @@
         </w:tc>
         <w:tc>
           <w:tcPr>
-            <w:tcW w:type="dxa" w:w="720"/>
+            <w:tcW w:type="dxa" w:w="1296"/>
             <w:shd w:fill="FAFAFA"/>
             <w:tcMar>
               <w:top w:w="70" w:type="dxa"/>
@@ -6731,7 +7026,7 @@
         </w:tc>
         <w:tc>
           <w:tcPr>
-            <w:tcW w:type="dxa" w:w="1584"/>
+            <w:tcW w:type="dxa" w:w="3168"/>
             <w:shd w:fill="FAFAFA"/>
             <w:tcMar>
               <w:top w:w="70" w:type="dxa"/>
@@ -6755,9 +7050,12 @@
         </w:tc>
       </w:tr>
       <w:tr>
+        <w:trPr>
+          <w:cantSplit/>
+        </w:trPr>
         <w:tc>
           <w:tcPr>
-            <w:tcW w:type="dxa" w:w="864"/>
+            <w:tcW w:type="dxa" w:w="1872"/>
             <w:shd w:fill="FFFFFF"/>
             <w:tcMar>
               <w:top w:w="70" w:type="dxa"/>
@@ -6781,7 +7079,7 @@
         </w:tc>
         <w:tc>
           <w:tcPr>
-            <w:tcW w:type="dxa" w:w="864"/>
+            <w:tcW w:type="dxa" w:w="1872"/>
             <w:shd w:fill="FFFFFF"/>
             <w:tcMar>
               <w:top w:w="70" w:type="dxa"/>
@@ -6805,7 +7103,7 @@
         </w:tc>
         <w:tc>
           <w:tcPr>
-            <w:tcW w:type="dxa" w:w="576"/>
+            <w:tcW w:type="dxa" w:w="1152"/>
             <w:shd w:fill="FFFFFF"/>
             <w:tcMar>
               <w:top w:w="70" w:type="dxa"/>
@@ -6829,7 +7127,7 @@
         </w:tc>
         <w:tc>
           <w:tcPr>
-            <w:tcW w:type="dxa" w:w="720"/>
+            <w:tcW w:type="dxa" w:w="1296"/>
             <w:shd w:fill="FFFFFF"/>
             <w:tcMar>
               <w:top w:w="70" w:type="dxa"/>
@@ -6853,7 +7151,7 @@
         </w:tc>
         <w:tc>
           <w:tcPr>
-            <w:tcW w:type="dxa" w:w="1584"/>
+            <w:tcW w:type="dxa" w:w="3168"/>
             <w:shd w:fill="FFFFFF"/>
             <w:tcMar>
               <w:top w:w="70" w:type="dxa"/>
@@ -6880,6 +7178,17 @@
     <w:p>
       <w:pPr>
         <w:spacing w:before="0" w:after="240"/>
+      </w:pPr>
+    </w:p>
+    <w:p>
+      <w:pPr>
+        <w:sectPr>
+          <w:type w:val="continuous"/>
+          <w:pgSz w:w="11909" w:h="16834"/>
+          <w:pgMar w:top="1440" w:right="1152" w:bottom="1440" w:left="1152" w:header="720" w:footer="720" w:gutter="0"/>
+          <w:docGrid w:linePitch="360"/>
+          <w:cols w:num="1"/>
+        </w:sectPr>
       </w:pPr>
     </w:p>
     <w:p>
@@ -6913,13 +7222,25 @@
     </w:p>
     <w:p>
       <w:pPr>
+        <w:sectPr>
+          <w:type w:val="continuous"/>
+          <w:pgSz w:w="11909" w:h="16834"/>
+          <w:pgMar w:top="1440" w:right="1152" w:bottom="1440" w:left="1152" w:header="720" w:footer="720" w:gutter="0"/>
+          <w:docGrid w:linePitch="360"/>
+          <w:cols w:num="2" w:space="360"/>
+        </w:sectPr>
+      </w:pPr>
+    </w:p>
+    <w:p>
+      <w:pPr>
+        <w:keepNext/>
         <w:spacing w:before="240" w:after="0"/>
         <w:jc w:val="center"/>
       </w:pPr>
       <w:r>
         <w:drawing>
           <wp:inline xmlns:a="http://schemas.openxmlformats.org/drawingml/2006/main" xmlns:pic="http://schemas.openxmlformats.org/drawingml/2006/picture">
-            <wp:extent cx="2926080" cy="1234440"/>
+            <wp:extent cx="5943600" cy="2507456"/>
             <wp:docPr id="4" name="Picture 4"/>
             <wp:cNvGraphicFramePr>
               <a:graphicFrameLocks noChangeAspect="1"/>
@@ -6940,7 +7261,7 @@
                   <pic:spPr>
                     <a:xfrm>
                       <a:off x="0" y="0"/>
-                      <a:ext cx="2926080" cy="1234440"/>
+                      <a:ext cx="5943600" cy="2507456"/>
                     </a:xfrm>
                     <a:prstGeom prst="rect"/>
                   </pic:spPr>
@@ -6976,6 +7297,17 @@
     </w:p>
     <w:p>
       <w:pPr>
+        <w:sectPr>
+          <w:type w:val="continuous"/>
+          <w:pgSz w:w="11909" w:h="16834"/>
+          <w:pgMar w:top="1440" w:right="1152" w:bottom="1440" w:left="1152" w:header="720" w:footer="720" w:gutter="0"/>
+          <w:docGrid w:linePitch="360"/>
+          <w:cols w:num="1"/>
+        </w:sectPr>
+      </w:pPr>
+    </w:p>
+    <w:p>
+      <w:pPr>
         <w:keepNext/>
         <w:spacing w:before="240" w:after="80"/>
         <w:jc w:val="left"/>
@@ -7005,6 +7337,18 @@
     </w:p>
     <w:p>
       <w:pPr>
+        <w:sectPr>
+          <w:type w:val="continuous"/>
+          <w:pgSz w:w="11909" w:h="16834"/>
+          <w:pgMar w:top="1440" w:right="1152" w:bottom="1440" w:left="1152" w:header="720" w:footer="720" w:gutter="0"/>
+          <w:docGrid w:linePitch="360"/>
+          <w:cols w:num="2" w:space="360"/>
+        </w:sectPr>
+      </w:pPr>
+    </w:p>
+    <w:p>
+      <w:pPr>
+        <w:keepNext/>
         <w:spacing w:before="240" w:after="120"/>
         <w:jc w:val="center"/>
       </w:pPr>
@@ -7048,9 +7392,13 @@
         <w:gridCol w:w="1921"/>
       </w:tblGrid>
       <w:tr>
+        <w:trPr>
+          <w:tblHeader/>
+          <w:cantSplit/>
+        </w:trPr>
         <w:tc>
           <w:tcPr>
-            <w:tcW w:type="dxa" w:w="1152"/>
+            <w:tcW w:type="dxa" w:w="2304"/>
             <w:shd w:fill="F1F5F9"/>
             <w:tcMar>
               <w:top w:w="90" w:type="dxa"/>
@@ -7075,7 +7423,7 @@
         </w:tc>
         <w:tc>
           <w:tcPr>
-            <w:tcW w:type="dxa" w:w="864"/>
+            <w:tcW w:type="dxa" w:w="1584"/>
             <w:shd w:fill="F1F5F9"/>
             <w:tcMar>
               <w:top w:w="90" w:type="dxa"/>
@@ -7100,7 +7448,7 @@
         </w:tc>
         <w:tc>
           <w:tcPr>
-            <w:tcW w:type="dxa" w:w="720"/>
+            <w:tcW w:type="dxa" w:w="1584"/>
             <w:shd w:fill="F1F5F9"/>
             <w:tcMar>
               <w:top w:w="90" w:type="dxa"/>
@@ -7125,7 +7473,7 @@
         </w:tc>
         <w:tc>
           <w:tcPr>
-            <w:tcW w:type="dxa" w:w="720"/>
+            <w:tcW w:type="dxa" w:w="1296"/>
             <w:shd w:fill="F1F5F9"/>
             <w:tcMar>
               <w:top w:w="90" w:type="dxa"/>
@@ -7150,7 +7498,7 @@
         </w:tc>
         <w:tc>
           <w:tcPr>
-            <w:tcW w:type="dxa" w:w="1152"/>
+            <w:tcW w:type="dxa" w:w="2592"/>
             <w:shd w:fill="F1F5F9"/>
             <w:tcMar>
               <w:top w:w="90" w:type="dxa"/>
@@ -7175,9 +7523,12 @@
         </w:tc>
       </w:tr>
       <w:tr>
+        <w:trPr>
+          <w:cantSplit/>
+        </w:trPr>
         <w:tc>
           <w:tcPr>
-            <w:tcW w:type="dxa" w:w="1152"/>
+            <w:tcW w:type="dxa" w:w="2304"/>
             <w:shd w:fill="FFFFFF"/>
             <w:tcMar>
               <w:top w:w="70" w:type="dxa"/>
@@ -7201,7 +7552,7 @@
         </w:tc>
         <w:tc>
           <w:tcPr>
-            <w:tcW w:type="dxa" w:w="864"/>
+            <w:tcW w:type="dxa" w:w="1584"/>
             <w:shd w:fill="FFFFFF"/>
             <w:tcMar>
               <w:top w:w="70" w:type="dxa"/>
@@ -7225,7 +7576,7 @@
         </w:tc>
         <w:tc>
           <w:tcPr>
-            <w:tcW w:type="dxa" w:w="720"/>
+            <w:tcW w:type="dxa" w:w="1584"/>
             <w:shd w:fill="FFFFFF"/>
             <w:tcMar>
               <w:top w:w="70" w:type="dxa"/>
@@ -7249,7 +7600,7 @@
         </w:tc>
         <w:tc>
           <w:tcPr>
-            <w:tcW w:type="dxa" w:w="720"/>
+            <w:tcW w:type="dxa" w:w="1296"/>
             <w:shd w:fill="FFFFFF"/>
             <w:tcMar>
               <w:top w:w="70" w:type="dxa"/>
@@ -7273,7 +7624,7 @@
         </w:tc>
         <w:tc>
           <w:tcPr>
-            <w:tcW w:type="dxa" w:w="1152"/>
+            <w:tcW w:type="dxa" w:w="2592"/>
             <w:shd w:fill="FFFFFF"/>
             <w:tcMar>
               <w:top w:w="70" w:type="dxa"/>
@@ -7297,9 +7648,12 @@
         </w:tc>
       </w:tr>
       <w:tr>
+        <w:trPr>
+          <w:cantSplit/>
+        </w:trPr>
         <w:tc>
           <w:tcPr>
-            <w:tcW w:type="dxa" w:w="1152"/>
+            <w:tcW w:type="dxa" w:w="2304"/>
             <w:shd w:fill="FAFAFA"/>
             <w:tcMar>
               <w:top w:w="70" w:type="dxa"/>
@@ -7323,7 +7677,7 @@
         </w:tc>
         <w:tc>
           <w:tcPr>
-            <w:tcW w:type="dxa" w:w="864"/>
+            <w:tcW w:type="dxa" w:w="1584"/>
             <w:shd w:fill="FAFAFA"/>
             <w:tcMar>
               <w:top w:w="70" w:type="dxa"/>
@@ -7347,7 +7701,7 @@
         </w:tc>
         <w:tc>
           <w:tcPr>
-            <w:tcW w:type="dxa" w:w="720"/>
+            <w:tcW w:type="dxa" w:w="1584"/>
             <w:shd w:fill="FAFAFA"/>
             <w:tcMar>
               <w:top w:w="70" w:type="dxa"/>
@@ -7371,7 +7725,7 @@
         </w:tc>
         <w:tc>
           <w:tcPr>
-            <w:tcW w:type="dxa" w:w="720"/>
+            <w:tcW w:type="dxa" w:w="1296"/>
             <w:shd w:fill="FAFAFA"/>
             <w:tcMar>
               <w:top w:w="70" w:type="dxa"/>
@@ -7395,7 +7749,7 @@
         </w:tc>
         <w:tc>
           <w:tcPr>
-            <w:tcW w:type="dxa" w:w="1152"/>
+            <w:tcW w:type="dxa" w:w="2592"/>
             <w:shd w:fill="FAFAFA"/>
             <w:tcMar>
               <w:top w:w="70" w:type="dxa"/>
@@ -7422,6 +7776,17 @@
     <w:p>
       <w:pPr>
         <w:spacing w:before="0" w:after="240"/>
+      </w:pPr>
+    </w:p>
+    <w:p>
+      <w:pPr>
+        <w:sectPr>
+          <w:type w:val="continuous"/>
+          <w:pgSz w:w="11909" w:h="16834"/>
+          <w:pgMar w:top="1440" w:right="1152" w:bottom="1440" w:left="1152" w:header="720" w:footer="720" w:gutter="0"/>
+          <w:docGrid w:linePitch="360"/>
+          <w:cols w:num="1"/>
+        </w:sectPr>
       </w:pPr>
     </w:p>
     <w:p>
@@ -7470,13 +7835,25 @@
     </w:p>
     <w:p>
       <w:pPr>
+        <w:sectPr>
+          <w:type w:val="continuous"/>
+          <w:pgSz w:w="11909" w:h="16834"/>
+          <w:pgMar w:top="1440" w:right="1152" w:bottom="1440" w:left="1152" w:header="720" w:footer="720" w:gutter="0"/>
+          <w:docGrid w:linePitch="360"/>
+          <w:cols w:num="2" w:space="360"/>
+        </w:sectPr>
+      </w:pPr>
+    </w:p>
+    <w:p>
+      <w:pPr>
+        <w:keepNext/>
         <w:spacing w:before="240" w:after="0"/>
         <w:jc w:val="center"/>
       </w:pPr>
       <w:r>
         <w:drawing>
           <wp:inline xmlns:a="http://schemas.openxmlformats.org/drawingml/2006/main" xmlns:pic="http://schemas.openxmlformats.org/drawingml/2006/picture">
-            <wp:extent cx="2926080" cy="1391087"/>
+            <wp:extent cx="5943600" cy="2825646"/>
             <wp:docPr id="5" name="Picture 5"/>
             <wp:cNvGraphicFramePr>
               <a:graphicFrameLocks noChangeAspect="1"/>
@@ -7497,7 +7874,7 @@
                   <pic:spPr>
                     <a:xfrm>
                       <a:off x="0" y="0"/>
-                      <a:ext cx="2926080" cy="1391087"/>
+                      <a:ext cx="5943600" cy="2825646"/>
                     </a:xfrm>
                     <a:prstGeom prst="rect"/>
                   </pic:spPr>
@@ -7533,6 +7910,29 @@
     </w:p>
     <w:p>
       <w:pPr>
+        <w:sectPr>
+          <w:type w:val="continuous"/>
+          <w:pgSz w:w="11909" w:h="16834"/>
+          <w:pgMar w:top="1440" w:right="1152" w:bottom="1440" w:left="1152" w:header="720" w:footer="720" w:gutter="0"/>
+          <w:docGrid w:linePitch="360"/>
+          <w:cols w:num="1"/>
+        </w:sectPr>
+      </w:pPr>
+    </w:p>
+    <w:p>
+      <w:pPr>
+        <w:sectPr>
+          <w:type w:val="continuous"/>
+          <w:pgSz w:w="11909" w:h="16834"/>
+          <w:pgMar w:top="1440" w:right="1152" w:bottom="1440" w:left="1152" w:header="720" w:footer="720" w:gutter="0"/>
+          <w:docGrid w:linePitch="360"/>
+          <w:cols w:num="2" w:space="360"/>
+        </w:sectPr>
+      </w:pPr>
+    </w:p>
+    <w:p>
+      <w:pPr>
+        <w:keepNext/>
         <w:spacing w:before="240" w:after="120"/>
         <w:jc w:val="center"/>
       </w:pPr>
@@ -7577,9 +7977,13 @@
         <w:gridCol w:w="1601"/>
       </w:tblGrid>
       <w:tr>
+        <w:trPr>
+          <w:tblHeader/>
+          <w:cantSplit/>
+        </w:trPr>
         <w:tc>
           <w:tcPr>
-            <w:tcW w:type="dxa" w:w="864"/>
+            <w:tcW w:type="dxa" w:w="1584"/>
             <w:shd w:fill="F1F5F9"/>
             <w:tcMar>
               <w:top w:w="90" w:type="dxa"/>
@@ -7604,7 +8008,7 @@
         </w:tc>
         <w:tc>
           <w:tcPr>
-            <w:tcW w:type="dxa" w:w="1008"/>
+            <w:tcW w:type="dxa" w:w="2016"/>
             <w:shd w:fill="F1F5F9"/>
             <w:tcMar>
               <w:top w:w="90" w:type="dxa"/>
@@ -7629,7 +8033,7 @@
         </w:tc>
         <w:tc>
           <w:tcPr>
-            <w:tcW w:type="dxa" w:w="1008"/>
+            <w:tcW w:type="dxa" w:w="1872"/>
             <w:shd w:fill="F1F5F9"/>
             <w:tcMar>
               <w:top w:w="90" w:type="dxa"/>
@@ -7654,7 +8058,7 @@
         </w:tc>
         <w:tc>
           <w:tcPr>
-            <w:tcW w:type="dxa" w:w="576"/>
+            <w:tcW w:type="dxa" w:w="1008"/>
             <w:shd w:fill="F1F5F9"/>
             <w:tcMar>
               <w:top w:w="90" w:type="dxa"/>
@@ -7679,7 +8083,7 @@
         </w:tc>
         <w:tc>
           <w:tcPr>
-            <w:tcW w:type="dxa" w:w="432"/>
+            <w:tcW w:type="dxa" w:w="864"/>
             <w:shd w:fill="F1F5F9"/>
             <w:tcMar>
               <w:top w:w="90" w:type="dxa"/>
@@ -7704,7 +8108,7 @@
         </w:tc>
         <w:tc>
           <w:tcPr>
-            <w:tcW w:type="dxa" w:w="720"/>
+            <w:tcW w:type="dxa" w:w="2016"/>
             <w:shd w:fill="F1F5F9"/>
             <w:tcMar>
               <w:top w:w="90" w:type="dxa"/>
@@ -7729,9 +8133,12 @@
         </w:tc>
       </w:tr>
       <w:tr>
+        <w:trPr>
+          <w:cantSplit/>
+        </w:trPr>
         <w:tc>
           <w:tcPr>
-            <w:tcW w:type="dxa" w:w="864"/>
+            <w:tcW w:type="dxa" w:w="1584"/>
             <w:shd w:fill="FFFFFF"/>
             <w:tcMar>
               <w:top w:w="70" w:type="dxa"/>
@@ -7755,7 +8162,7 @@
         </w:tc>
         <w:tc>
           <w:tcPr>
-            <w:tcW w:type="dxa" w:w="1008"/>
+            <w:tcW w:type="dxa" w:w="2016"/>
             <w:shd w:fill="FFFFFF"/>
             <w:tcMar>
               <w:top w:w="70" w:type="dxa"/>
@@ -7779,7 +8186,7 @@
         </w:tc>
         <w:tc>
           <w:tcPr>
-            <w:tcW w:type="dxa" w:w="1008"/>
+            <w:tcW w:type="dxa" w:w="1872"/>
             <w:shd w:fill="FFFFFF"/>
             <w:tcMar>
               <w:top w:w="70" w:type="dxa"/>
@@ -7803,7 +8210,7 @@
         </w:tc>
         <w:tc>
           <w:tcPr>
-            <w:tcW w:type="dxa" w:w="576"/>
+            <w:tcW w:type="dxa" w:w="1008"/>
             <w:shd w:fill="FFFFFF"/>
             <w:tcMar>
               <w:top w:w="70" w:type="dxa"/>
@@ -7827,7 +8234,7 @@
         </w:tc>
         <w:tc>
           <w:tcPr>
-            <w:tcW w:type="dxa" w:w="432"/>
+            <w:tcW w:type="dxa" w:w="864"/>
             <w:shd w:fill="FFFFFF"/>
             <w:tcMar>
               <w:top w:w="70" w:type="dxa"/>
@@ -7851,7 +8258,7 @@
         </w:tc>
         <w:tc>
           <w:tcPr>
-            <w:tcW w:type="dxa" w:w="720"/>
+            <w:tcW w:type="dxa" w:w="2016"/>
             <w:shd w:fill="FFFFFF"/>
             <w:tcMar>
               <w:top w:w="70" w:type="dxa"/>
@@ -7875,9 +8282,12 @@
         </w:tc>
       </w:tr>
       <w:tr>
+        <w:trPr>
+          <w:cantSplit/>
+        </w:trPr>
         <w:tc>
           <w:tcPr>
-            <w:tcW w:type="dxa" w:w="864"/>
+            <w:tcW w:type="dxa" w:w="1584"/>
             <w:shd w:fill="FAFAFA"/>
             <w:tcMar>
               <w:top w:w="70" w:type="dxa"/>
@@ -7901,7 +8311,7 @@
         </w:tc>
         <w:tc>
           <w:tcPr>
-            <w:tcW w:type="dxa" w:w="1008"/>
+            <w:tcW w:type="dxa" w:w="2016"/>
             <w:shd w:fill="FAFAFA"/>
             <w:tcMar>
               <w:top w:w="70" w:type="dxa"/>
@@ -7925,7 +8335,7 @@
         </w:tc>
         <w:tc>
           <w:tcPr>
-            <w:tcW w:type="dxa" w:w="1008"/>
+            <w:tcW w:type="dxa" w:w="1872"/>
             <w:shd w:fill="FAFAFA"/>
             <w:tcMar>
               <w:top w:w="70" w:type="dxa"/>
@@ -7949,7 +8359,7 @@
         </w:tc>
         <w:tc>
           <w:tcPr>
-            <w:tcW w:type="dxa" w:w="576"/>
+            <w:tcW w:type="dxa" w:w="1008"/>
             <w:shd w:fill="FAFAFA"/>
             <w:tcMar>
               <w:top w:w="70" w:type="dxa"/>
@@ -7973,7 +8383,7 @@
         </w:tc>
         <w:tc>
           <w:tcPr>
-            <w:tcW w:type="dxa" w:w="432"/>
+            <w:tcW w:type="dxa" w:w="864"/>
             <w:shd w:fill="FAFAFA"/>
             <w:tcMar>
               <w:top w:w="70" w:type="dxa"/>
@@ -7997,7 +8407,7 @@
         </w:tc>
         <w:tc>
           <w:tcPr>
-            <w:tcW w:type="dxa" w:w="720"/>
+            <w:tcW w:type="dxa" w:w="2016"/>
             <w:shd w:fill="FAFAFA"/>
             <w:tcMar>
               <w:top w:w="70" w:type="dxa"/>
@@ -8021,9 +8431,12 @@
         </w:tc>
       </w:tr>
       <w:tr>
+        <w:trPr>
+          <w:cantSplit/>
+        </w:trPr>
         <w:tc>
           <w:tcPr>
-            <w:tcW w:type="dxa" w:w="864"/>
+            <w:tcW w:type="dxa" w:w="1584"/>
             <w:shd w:fill="FFFFFF"/>
             <w:tcMar>
               <w:top w:w="70" w:type="dxa"/>
@@ -8047,7 +8460,7 @@
         </w:tc>
         <w:tc>
           <w:tcPr>
-            <w:tcW w:type="dxa" w:w="1008"/>
+            <w:tcW w:type="dxa" w:w="2016"/>
             <w:shd w:fill="FFFFFF"/>
             <w:tcMar>
               <w:top w:w="70" w:type="dxa"/>
@@ -8071,7 +8484,7 @@
         </w:tc>
         <w:tc>
           <w:tcPr>
-            <w:tcW w:type="dxa" w:w="1008"/>
+            <w:tcW w:type="dxa" w:w="1872"/>
             <w:shd w:fill="FFFFFF"/>
             <w:tcMar>
               <w:top w:w="70" w:type="dxa"/>
@@ -8095,7 +8508,7 @@
         </w:tc>
         <w:tc>
           <w:tcPr>
-            <w:tcW w:type="dxa" w:w="576"/>
+            <w:tcW w:type="dxa" w:w="1008"/>
             <w:shd w:fill="FFFFFF"/>
             <w:tcMar>
               <w:top w:w="70" w:type="dxa"/>
@@ -8119,7 +8532,7 @@
         </w:tc>
         <w:tc>
           <w:tcPr>
-            <w:tcW w:type="dxa" w:w="432"/>
+            <w:tcW w:type="dxa" w:w="864"/>
             <w:shd w:fill="FFFFFF"/>
             <w:tcMar>
               <w:top w:w="70" w:type="dxa"/>
@@ -8143,7 +8556,7 @@
         </w:tc>
         <w:tc>
           <w:tcPr>
-            <w:tcW w:type="dxa" w:w="720"/>
+            <w:tcW w:type="dxa" w:w="2016"/>
             <w:shd w:fill="FFFFFF"/>
             <w:tcMar>
               <w:top w:w="70" w:type="dxa"/>
@@ -8167,9 +8580,12 @@
         </w:tc>
       </w:tr>
       <w:tr>
+        <w:trPr>
+          <w:cantSplit/>
+        </w:trPr>
         <w:tc>
           <w:tcPr>
-            <w:tcW w:type="dxa" w:w="864"/>
+            <w:tcW w:type="dxa" w:w="1584"/>
             <w:shd w:fill="FAFAFA"/>
             <w:tcMar>
               <w:top w:w="70" w:type="dxa"/>
@@ -8193,7 +8609,7 @@
         </w:tc>
         <w:tc>
           <w:tcPr>
-            <w:tcW w:type="dxa" w:w="1008"/>
+            <w:tcW w:type="dxa" w:w="2016"/>
             <w:shd w:fill="FAFAFA"/>
             <w:tcMar>
               <w:top w:w="70" w:type="dxa"/>
@@ -8217,7 +8633,7 @@
         </w:tc>
         <w:tc>
           <w:tcPr>
-            <w:tcW w:type="dxa" w:w="1008"/>
+            <w:tcW w:type="dxa" w:w="1872"/>
             <w:shd w:fill="FAFAFA"/>
             <w:tcMar>
               <w:top w:w="70" w:type="dxa"/>
@@ -8241,7 +8657,7 @@
         </w:tc>
         <w:tc>
           <w:tcPr>
-            <w:tcW w:type="dxa" w:w="576"/>
+            <w:tcW w:type="dxa" w:w="1008"/>
             <w:shd w:fill="FAFAFA"/>
             <w:tcMar>
               <w:top w:w="70" w:type="dxa"/>
@@ -8265,7 +8681,7 @@
         </w:tc>
         <w:tc>
           <w:tcPr>
-            <w:tcW w:type="dxa" w:w="432"/>
+            <w:tcW w:type="dxa" w:w="864"/>
             <w:shd w:fill="FAFAFA"/>
             <w:tcMar>
               <w:top w:w="70" w:type="dxa"/>
@@ -8289,7 +8705,7 @@
         </w:tc>
         <w:tc>
           <w:tcPr>
-            <w:tcW w:type="dxa" w:w="720"/>
+            <w:tcW w:type="dxa" w:w="2016"/>
             <w:shd w:fill="FAFAFA"/>
             <w:tcMar>
               <w:top w:w="70" w:type="dxa"/>
@@ -8313,9 +8729,12 @@
         </w:tc>
       </w:tr>
       <w:tr>
+        <w:trPr>
+          <w:cantSplit/>
+        </w:trPr>
         <w:tc>
           <w:tcPr>
-            <w:tcW w:type="dxa" w:w="864"/>
+            <w:tcW w:type="dxa" w:w="1584"/>
             <w:shd w:fill="FFFFFF"/>
             <w:tcMar>
               <w:top w:w="70" w:type="dxa"/>
@@ -8339,7 +8758,7 @@
         </w:tc>
         <w:tc>
           <w:tcPr>
-            <w:tcW w:type="dxa" w:w="1008"/>
+            <w:tcW w:type="dxa" w:w="2016"/>
             <w:shd w:fill="FFFFFF"/>
             <w:tcMar>
               <w:top w:w="70" w:type="dxa"/>
@@ -8363,7 +8782,7 @@
         </w:tc>
         <w:tc>
           <w:tcPr>
-            <w:tcW w:type="dxa" w:w="1008"/>
+            <w:tcW w:type="dxa" w:w="1872"/>
             <w:shd w:fill="FFFFFF"/>
             <w:tcMar>
               <w:top w:w="70" w:type="dxa"/>
@@ -8387,7 +8806,7 @@
         </w:tc>
         <w:tc>
           <w:tcPr>
-            <w:tcW w:type="dxa" w:w="576"/>
+            <w:tcW w:type="dxa" w:w="1008"/>
             <w:shd w:fill="FFFFFF"/>
             <w:tcMar>
               <w:top w:w="70" w:type="dxa"/>
@@ -8411,7 +8830,7 @@
         </w:tc>
         <w:tc>
           <w:tcPr>
-            <w:tcW w:type="dxa" w:w="432"/>
+            <w:tcW w:type="dxa" w:w="864"/>
             <w:shd w:fill="FFFFFF"/>
             <w:tcMar>
               <w:top w:w="70" w:type="dxa"/>
@@ -8435,7 +8854,7 @@
         </w:tc>
         <w:tc>
           <w:tcPr>
-            <w:tcW w:type="dxa" w:w="720"/>
+            <w:tcW w:type="dxa" w:w="2016"/>
             <w:shd w:fill="FFFFFF"/>
             <w:tcMar>
               <w:top w:w="70" w:type="dxa"/>
@@ -8462,6 +8881,17 @@
     <w:p>
       <w:pPr>
         <w:spacing w:before="0" w:after="240"/>
+      </w:pPr>
+    </w:p>
+    <w:p>
+      <w:pPr>
+        <w:sectPr>
+          <w:type w:val="continuous"/>
+          <w:pgSz w:w="11909" w:h="16834"/>
+          <w:pgMar w:top="1440" w:right="1152" w:bottom="1440" w:left="1152" w:header="720" w:footer="720" w:gutter="0"/>
+          <w:docGrid w:linePitch="360"/>
+          <w:cols w:num="1"/>
+        </w:sectPr>
       </w:pPr>
     </w:p>
     <w:p>
@@ -8985,8 +9415,8 @@
       <w:type w:val="continuous"/>
       <w:pgSz w:w="11909" w:h="16834"/>
       <w:pgMar w:top="1440" w:right="1152" w:bottom="1440" w:left="1152" w:header="720" w:footer="720" w:gutter="0"/>
-      <w:cols w:space="360" w:num="2"/>
       <w:docGrid w:linePitch="360"/>
+      <w:cols w:num="2" w:space="360"/>
     </w:sectPr>
   </w:body>
 </w:document>

--- a/artikel/jurnal_sasaknlp_en.docx
+++ b/artikel/jurnal_sasaknlp_en.docx
@@ -1838,7 +1838,7 @@
       <w:r>
         <w:drawing>
           <wp:inline xmlns:a="http://schemas.openxmlformats.org/drawingml/2006/main" xmlns:pic="http://schemas.openxmlformats.org/drawingml/2006/picture">
-            <wp:extent cx="5943600" cy="3789045"/>
+            <wp:extent cx="5943600" cy="4026310"/>
             <wp:docPr id="1" name="Picture 1"/>
             <wp:cNvGraphicFramePr>
               <a:graphicFrameLocks noChangeAspect="1"/>
@@ -1859,7 +1859,7 @@
                   <pic:spPr>
                     <a:xfrm>
                       <a:off x="0" y="0"/>
-                      <a:ext cx="5943600" cy="3789045"/>
+                      <a:ext cx="5943600" cy="4026310"/>
                     </a:xfrm>
                     <a:prstGeom prst="rect"/>
                   </pic:spPr>

--- a/artikel/jurnal_sasaknlp_en.docx
+++ b/artikel/jurnal_sasaknlp_en.docx
@@ -1575,20 +1575,315 @@
         <w:t>The dialect detector module calculates dialect confidence using relative shibboleth density across geographical clusters [9], [12]:</w:t>
       </w:r>
     </w:p>
-    <w:p>
-      <w:pPr>
-        <w:spacing w:before="240" w:after="240"/>
-        <w:jc w:val="right"/>
-      </w:pPr>
-      <w:r>
-        <w:rPr>
-          <w:rFonts w:ascii="Times New Roman" w:hAnsi="Times New Roman"/>
-          <w:i/>
-          <w:sz w:val="20"/>
-        </w:rPr>
-        <w:t xml:space="preserve">    Confidence(d) = \frac{\sum_{w \in T} \mathbb{I}(w \in M_d) \cdot \omega(w)}{\sum_{d' \in D} \sum_{w \in T} \mathbb{I}(w \in M_{d'}) \cdot \omega(w)}    (1)</w:t>
-      </w:r>
-    </w:p>
+    <w:tbl>
+      <w:tblPr>
+        <w:tblW w:type="auto" w:w="0"/>
+        <w:tblLayout w:type="fixed"/>
+        <w:tblLook w:firstColumn="1" w:firstRow="1" w:lastColumn="0" w:lastRow="0" w:noHBand="0" w:noVBand="1" w:val="04A0"/>
+      </w:tblPr>
+      <w:tblGrid>
+        <w:gridCol w:w="3888"/>
+        <w:gridCol w:w="720"/>
+      </w:tblGrid>
+      <w:tr>
+        <w:tc>
+          <w:tcPr>
+            <w:tcW w:type="dxa" w:w="4802"/>
+            <w:tcBorders>
+              <w:top w:val="none"/>
+              <w:left w:val="none"/>
+              <w:bottom w:val="none"/>
+              <w:right w:val="none"/>
+            </w:tcBorders>
+            <w:tcMar>
+              <w:top w:w="80" w:type="dxa"/>
+              <w:left w:w="0" w:type="dxa"/>
+              <w:bottom w:w="80" w:type="dxa"/>
+              <w:right w:w="0" w:type="dxa"/>
+            </w:tcMar>
+            <w:vAlign w:val="center"/>
+          </w:tcPr>
+          <w:p>
+            <w:pPr>
+              <w:spacing w:before="120" w:after="120"/>
+              <w:jc w:val="center"/>
+            </w:pPr>
+            <m:oMath>
+              <m:r>
+                <m:rPr>
+                  <m:scr m:val="roman"/>
+                  <m:sty m:val="p"/>
+                </m:rPr>
+                <m:t>Confidence</m:t>
+              </m:r>
+              <m:d>
+                <m:dPr>
+                  <m:begChr m:val="("/>
+                  <m:endChr m:val=")"/>
+                </m:dPr>
+                <m:e>
+                  <m:r>
+                    <m:rPr>
+                      <m:sty m:val="i"/>
+                    </m:rPr>
+                    <m:t>d</m:t>
+                  </m:r>
+                </m:e>
+              </m:d>
+              <m:r>
+                <m:t> = </m:t>
+              </m:r>
+              <m:f>
+                <m:fPr>
+                  <m:type m:val="bar"/>
+                </m:fPr>
+                <m:num>
+                  <m:nary>
+                    <m:naryPr>
+                      <m:chr m:val="∑"/>
+                      <m:limLoc m:val="undOvr"/>
+                      <m:subHide m:val="0"/>
+                      <m:supHide m:val="1"/>
+                    </m:naryPr>
+                    <m:sub>
+                      <m:r>
+                        <m:rPr>
+                          <m:sty m:val="i"/>
+                        </m:rPr>
+                        <m:t>w</m:t>
+                      </m:r>
+                      <m:r>
+                        <m:t>∈</m:t>
+                      </m:r>
+                      <m:r>
+                        <m:rPr>
+                          <m:sty m:val="i"/>
+                        </m:rPr>
+                        <m:t>T</m:t>
+                      </m:r>
+                    </m:sub>
+                    <m:sup/>
+                    <m:e>
+                      <m:r>
+                        <m:t>𝕀</m:t>
+                      </m:r>
+                      <m:d>
+                        <m:dPr>
+                          <m:begChr m:val="("/>
+                          <m:endChr m:val=")"/>
+                        </m:dPr>
+                        <m:e>
+                          <m:r>
+                            <m:rPr>
+                              <m:sty m:val="i"/>
+                            </m:rPr>
+                            <m:t>w</m:t>
+                          </m:r>
+                          <m:r>
+                            <m:t>∈</m:t>
+                          </m:r>
+                          <m:sSub>
+                            <m:e>
+                              <m:r>
+                                <m:rPr>
+                                  <m:sty m:val="i"/>
+                                </m:rPr>
+                                <m:t>M</m:t>
+                              </m:r>
+                            </m:e>
+                            <m:sub>
+                              <m:r>
+                                <m:rPr>
+                                  <m:sty m:val="i"/>
+                                </m:rPr>
+                                <m:t>d</m:t>
+                              </m:r>
+                            </m:sub>
+                          </m:sSub>
+                        </m:e>
+                      </m:d>
+                      <m:r>
+                        <m:t>⋅</m:t>
+                      </m:r>
+                      <m:r>
+                        <m:rPr>
+                          <m:sty m:val="i"/>
+                        </m:rPr>
+                        <m:t>ω</m:t>
+                      </m:r>
+                      <m:d>
+                        <m:dPr>
+                          <m:begChr m:val="("/>
+                          <m:endChr m:val=")"/>
+                        </m:dPr>
+                        <m:e>
+                          <m:r>
+                            <m:rPr>
+                              <m:sty m:val="i"/>
+                            </m:rPr>
+                            <m:t>w</m:t>
+                          </m:r>
+                        </m:e>
+                      </m:d>
+                    </m:e>
+                  </m:nary>
+                </m:num>
+                <m:den>
+                  <m:nary>
+                    <m:naryPr>
+                      <m:chr m:val="∑"/>
+                      <m:limLoc m:val="undOvr"/>
+                      <m:subHide m:val="0"/>
+                      <m:supHide m:val="1"/>
+                    </m:naryPr>
+                    <m:sub>
+                      <m:r>
+                        <m:rPr>
+                          <m:sty m:val="i"/>
+                        </m:rPr>
+                        <m:t>d</m:t>
+                      </m:r>
+                      <m:r>
+                        <m:t>'∈</m:t>
+                      </m:r>
+                      <m:r>
+                        <m:rPr>
+                          <m:sty m:val="i"/>
+                        </m:rPr>
+                        <m:t>D</m:t>
+                      </m:r>
+                    </m:sub>
+                    <m:sup/>
+                    <m:e>
+                      <m:nary>
+                        <m:naryPr>
+                          <m:chr m:val="∑"/>
+                          <m:limLoc m:val="undOvr"/>
+                          <m:subHide m:val="0"/>
+                          <m:supHide m:val="1"/>
+                        </m:naryPr>
+                        <m:sub>
+                          <m:r>
+                            <m:rPr>
+                              <m:sty m:val="i"/>
+                            </m:rPr>
+                            <m:t>w</m:t>
+                          </m:r>
+                          <m:r>
+                            <m:t>∈</m:t>
+                          </m:r>
+                          <m:r>
+                            <m:rPr>
+                              <m:sty m:val="i"/>
+                            </m:rPr>
+                            <m:t>T</m:t>
+                          </m:r>
+                        </m:sub>
+                        <m:sup/>
+                        <m:e>
+                          <m:r>
+                            <m:t>𝕀</m:t>
+                          </m:r>
+                          <m:d>
+                            <m:dPr>
+                              <m:begChr m:val="("/>
+                              <m:endChr m:val=")"/>
+                            </m:dPr>
+                            <m:e>
+                              <m:r>
+                                <m:rPr>
+                                  <m:sty m:val="i"/>
+                                </m:rPr>
+                                <m:t>w</m:t>
+                              </m:r>
+                              <m:r>
+                                <m:t>∈</m:t>
+                              </m:r>
+                              <m:sSub>
+                                <m:e>
+                                  <m:r>
+                                    <m:rPr>
+                                      <m:sty m:val="i"/>
+                                    </m:rPr>
+                                    <m:t>M</m:t>
+                                  </m:r>
+                                </m:e>
+                                <m:sub>
+                                  <m:r>
+                                    <m:rPr>
+                                      <m:sty m:val="i"/>
+                                    </m:rPr>
+                                    <m:t>d'</m:t>
+                                  </m:r>
+                                </m:sub>
+                              </m:sSub>
+                            </m:e>
+                          </m:d>
+                          <m:r>
+                            <m:t>⋅</m:t>
+                          </m:r>
+                          <m:r>
+                            <m:rPr>
+                              <m:sty m:val="i"/>
+                            </m:rPr>
+                            <m:t>ω</m:t>
+                          </m:r>
+                          <m:d>
+                            <m:dPr>
+                              <m:begChr m:val="("/>
+                              <m:endChr m:val=")"/>
+                            </m:dPr>
+                            <m:e>
+                              <m:r>
+                                <m:rPr>
+                                  <m:sty m:val="i"/>
+                                </m:rPr>
+                                <m:t>w</m:t>
+                              </m:r>
+                            </m:e>
+                          </m:d>
+                        </m:e>
+                      </m:nary>
+                    </m:e>
+                  </m:nary>
+                </m:den>
+              </m:f>
+            </m:oMath>
+          </w:p>
+        </w:tc>
+        <w:tc>
+          <w:tcPr>
+            <w:tcW w:type="dxa" w:w="4802"/>
+            <w:tcBorders>
+              <w:top w:val="none"/>
+              <w:left w:val="none"/>
+              <w:bottom w:val="none"/>
+              <w:right w:val="none"/>
+            </w:tcBorders>
+            <w:tcMar>
+              <w:top w:w="80" w:type="dxa"/>
+              <w:left w:w="0" w:type="dxa"/>
+              <w:bottom w:w="80" w:type="dxa"/>
+              <w:right w:w="0" w:type="dxa"/>
+            </w:tcMar>
+            <w:vAlign w:val="center"/>
+          </w:tcPr>
+          <w:p>
+            <w:pPr>
+              <w:spacing w:before="120" w:after="120"/>
+              <w:jc w:val="right"/>
+            </w:pPr>
+            <w:r>
+              <w:rPr>
+                <w:rFonts w:ascii="Times New Roman" w:hAnsi="Times New Roman"/>
+                <w:sz w:val="20"/>
+              </w:rPr>
+              <w:t>(1)</w:t>
+            </w:r>
+          </w:p>
+        </w:tc>
+      </w:tr>
+    </w:tbl>
     <w:p>
       <w:pPr>
         <w:spacing w:before="0" w:after="0" w:line="240" w:lineRule="auto"/>
@@ -1600,7 +1895,7 @@
           <w:rFonts w:ascii="Times New Roman" w:hAnsi="Times New Roman"/>
           <w:sz w:val="20"/>
         </w:rPr>
-        <w:t>where T represents the input tokens, Md is the set of diagnostic lexical markers for dialect d, and omega(w) denotes the lexical uniqueness weight.</w:t>
+        <w:t>where T represents the input tokens, Md is the set of diagnostic lexical markers for dialect d, and ω(w) denotes the lexical uniqueness weight.</w:t>
       </w:r>
     </w:p>
     <w:p>
@@ -1661,20 +1956,362 @@
         <w:t>Morphological ambiguities are resolved using a weighted scoring objective [17]:</w:t>
       </w:r>
     </w:p>
-    <w:p>
-      <w:pPr>
-        <w:spacing w:before="240" w:after="240"/>
-        <w:jc w:val="right"/>
-      </w:pPr>
-      <w:r>
-        <w:rPr>
-          <w:rFonts w:ascii="Times New Roman" w:hAnsi="Times New Roman"/>
-          <w:i/>
-          <w:sz w:val="20"/>
-        </w:rPr>
-        <w:t xml:space="preserve">    Score(c) = w_{lex} S_{lex}(c) + w_{morph} S_{morph}(c) + w_{conf} S_{conf}(c) + w_{freq} S_{freq}(c) + w_{dial} S_{dial}(c)    (2)</w:t>
-      </w:r>
-    </w:p>
+    <w:tbl>
+      <w:tblPr>
+        <w:tblW w:type="auto" w:w="0"/>
+        <w:tblLayout w:type="fixed"/>
+        <w:tblLook w:firstColumn="1" w:firstRow="1" w:lastColumn="0" w:lastRow="0" w:noHBand="0" w:noVBand="1" w:val="04A0"/>
+      </w:tblPr>
+      <w:tblGrid>
+        <w:gridCol w:w="3888"/>
+        <w:gridCol w:w="720"/>
+      </w:tblGrid>
+      <w:tr>
+        <w:tc>
+          <w:tcPr>
+            <w:tcW w:type="dxa" w:w="4802"/>
+            <w:tcBorders>
+              <w:top w:val="none"/>
+              <w:left w:val="none"/>
+              <w:bottom w:val="none"/>
+              <w:right w:val="none"/>
+            </w:tcBorders>
+            <w:tcMar>
+              <w:top w:w="80" w:type="dxa"/>
+              <w:left w:w="0" w:type="dxa"/>
+              <w:bottom w:w="80" w:type="dxa"/>
+              <w:right w:w="0" w:type="dxa"/>
+            </w:tcMar>
+            <w:vAlign w:val="center"/>
+          </w:tcPr>
+          <w:p>
+            <w:pPr>
+              <w:spacing w:before="120" w:after="120"/>
+              <w:jc w:val="center"/>
+            </w:pPr>
+            <m:oMath>
+              <m:r>
+                <m:rPr>
+                  <m:scr m:val="roman"/>
+                  <m:sty m:val="p"/>
+                </m:rPr>
+                <m:t>Score</m:t>
+              </m:r>
+              <m:d>
+                <m:dPr>
+                  <m:begChr m:val="("/>
+                  <m:endChr m:val=")"/>
+                </m:dPr>
+                <m:e>
+                  <m:r>
+                    <m:rPr>
+                      <m:sty m:val="i"/>
+                    </m:rPr>
+                    <m:t>c</m:t>
+                  </m:r>
+                </m:e>
+              </m:d>
+              <m:r>
+                <m:t> = </m:t>
+              </m:r>
+              <m:sSub>
+                <m:e>
+                  <m:r>
+                    <m:rPr>
+                      <m:sty m:val="i"/>
+                    </m:rPr>
+                    <m:t>w</m:t>
+                  </m:r>
+                </m:e>
+                <m:sub>
+                  <m:r>
+                    <m:rPr>
+                      <m:sty m:val="p"/>
+                    </m:rPr>
+                    <m:t>lex</m:t>
+                  </m:r>
+                </m:sub>
+              </m:sSub>
+              <m:sSub>
+                <m:e>
+                  <m:r>
+                    <m:rPr>
+                      <m:sty m:val="i"/>
+                    </m:rPr>
+                    <m:t>S</m:t>
+                  </m:r>
+                </m:e>
+                <m:sub>
+                  <m:r>
+                    <m:rPr>
+                      <m:sty m:val="p"/>
+                    </m:rPr>
+                    <m:t>lex</m:t>
+                  </m:r>
+                </m:sub>
+              </m:sSub>
+              <m:d>
+                <m:dPr>
+                  <m:begChr m:val="("/>
+                  <m:endChr m:val=")"/>
+                </m:dPr>
+                <m:e>
+                  <m:r>
+                    <m:rPr>
+                      <m:sty m:val="i"/>
+                    </m:rPr>
+                    <m:t>c</m:t>
+                  </m:r>
+                </m:e>
+              </m:d>
+              <m:r>
+                <m:t> + </m:t>
+              </m:r>
+              <m:sSub>
+                <m:e>
+                  <m:r>
+                    <m:rPr>
+                      <m:sty m:val="i"/>
+                    </m:rPr>
+                    <m:t>w</m:t>
+                  </m:r>
+                </m:e>
+                <m:sub>
+                  <m:r>
+                    <m:rPr>
+                      <m:sty m:val="p"/>
+                    </m:rPr>
+                    <m:t>morph</m:t>
+                  </m:r>
+                </m:sub>
+              </m:sSub>
+              <m:sSub>
+                <m:e>
+                  <m:r>
+                    <m:rPr>
+                      <m:sty m:val="i"/>
+                    </m:rPr>
+                    <m:t>S</m:t>
+                  </m:r>
+                </m:e>
+                <m:sub>
+                  <m:r>
+                    <m:rPr>
+                      <m:sty m:val="p"/>
+                    </m:rPr>
+                    <m:t>morph</m:t>
+                  </m:r>
+                </m:sub>
+              </m:sSub>
+              <m:d>
+                <m:dPr>
+                  <m:begChr m:val="("/>
+                  <m:endChr m:val=")"/>
+                </m:dPr>
+                <m:e>
+                  <m:r>
+                    <m:rPr>
+                      <m:sty m:val="i"/>
+                    </m:rPr>
+                    <m:t>c</m:t>
+                  </m:r>
+                </m:e>
+              </m:d>
+              <m:r>
+                <m:t> + </m:t>
+              </m:r>
+              <m:sSub>
+                <m:e>
+                  <m:r>
+                    <m:rPr>
+                      <m:sty m:val="i"/>
+                    </m:rPr>
+                    <m:t>w</m:t>
+                  </m:r>
+                </m:e>
+                <m:sub>
+                  <m:r>
+                    <m:rPr>
+                      <m:sty m:val="p"/>
+                    </m:rPr>
+                    <m:t>conf</m:t>
+                  </m:r>
+                </m:sub>
+              </m:sSub>
+              <m:sSub>
+                <m:e>
+                  <m:r>
+                    <m:rPr>
+                      <m:sty m:val="i"/>
+                    </m:rPr>
+                    <m:t>S</m:t>
+                  </m:r>
+                </m:e>
+                <m:sub>
+                  <m:r>
+                    <m:rPr>
+                      <m:sty m:val="p"/>
+                    </m:rPr>
+                    <m:t>conf</m:t>
+                  </m:r>
+                </m:sub>
+              </m:sSub>
+              <m:d>
+                <m:dPr>
+                  <m:begChr m:val="("/>
+                  <m:endChr m:val=")"/>
+                </m:dPr>
+                <m:e>
+                  <m:r>
+                    <m:rPr>
+                      <m:sty m:val="i"/>
+                    </m:rPr>
+                    <m:t>c</m:t>
+                  </m:r>
+                </m:e>
+              </m:d>
+              <m:r>
+                <m:t> + </m:t>
+              </m:r>
+              <m:sSub>
+                <m:e>
+                  <m:r>
+                    <m:rPr>
+                      <m:sty m:val="i"/>
+                    </m:rPr>
+                    <m:t>w</m:t>
+                  </m:r>
+                </m:e>
+                <m:sub>
+                  <m:r>
+                    <m:rPr>
+                      <m:sty m:val="p"/>
+                    </m:rPr>
+                    <m:t>freq</m:t>
+                  </m:r>
+                </m:sub>
+              </m:sSub>
+              <m:sSub>
+                <m:e>
+                  <m:r>
+                    <m:rPr>
+                      <m:sty m:val="i"/>
+                    </m:rPr>
+                    <m:t>S</m:t>
+                  </m:r>
+                </m:e>
+                <m:sub>
+                  <m:r>
+                    <m:rPr>
+                      <m:sty m:val="p"/>
+                    </m:rPr>
+                    <m:t>freq</m:t>
+                  </m:r>
+                </m:sub>
+              </m:sSub>
+              <m:d>
+                <m:dPr>
+                  <m:begChr m:val="("/>
+                  <m:endChr m:val=")"/>
+                </m:dPr>
+                <m:e>
+                  <m:r>
+                    <m:rPr>
+                      <m:sty m:val="i"/>
+                    </m:rPr>
+                    <m:t>c</m:t>
+                  </m:r>
+                </m:e>
+              </m:d>
+              <m:r>
+                <m:t> + </m:t>
+              </m:r>
+              <m:sSub>
+                <m:e>
+                  <m:r>
+                    <m:rPr>
+                      <m:sty m:val="i"/>
+                    </m:rPr>
+                    <m:t>w</m:t>
+                  </m:r>
+                </m:e>
+                <m:sub>
+                  <m:r>
+                    <m:rPr>
+                      <m:sty m:val="p"/>
+                    </m:rPr>
+                    <m:t>dial</m:t>
+                  </m:r>
+                </m:sub>
+              </m:sSub>
+              <m:sSub>
+                <m:e>
+                  <m:r>
+                    <m:rPr>
+                      <m:sty m:val="i"/>
+                    </m:rPr>
+                    <m:t>S</m:t>
+                  </m:r>
+                </m:e>
+                <m:sub>
+                  <m:r>
+                    <m:rPr>
+                      <m:sty m:val="p"/>
+                    </m:rPr>
+                    <m:t>dial</m:t>
+                  </m:r>
+                </m:sub>
+              </m:sSub>
+              <m:d>
+                <m:dPr>
+                  <m:begChr m:val="("/>
+                  <m:endChr m:val=")"/>
+                </m:dPr>
+                <m:e>
+                  <m:r>
+                    <m:rPr>
+                      <m:sty m:val="i"/>
+                    </m:rPr>
+                    <m:t>c</m:t>
+                  </m:r>
+                </m:e>
+              </m:d>
+            </m:oMath>
+          </w:p>
+        </w:tc>
+        <w:tc>
+          <w:tcPr>
+            <w:tcW w:type="dxa" w:w="4802"/>
+            <w:tcBorders>
+              <w:top w:val="none"/>
+              <w:left w:val="none"/>
+              <w:bottom w:val="none"/>
+              <w:right w:val="none"/>
+            </w:tcBorders>
+            <w:tcMar>
+              <w:top w:w="80" w:type="dxa"/>
+              <w:left w:w="0" w:type="dxa"/>
+              <w:bottom w:w="80" w:type="dxa"/>
+              <w:right w:w="0" w:type="dxa"/>
+            </w:tcMar>
+            <w:vAlign w:val="center"/>
+          </w:tcPr>
+          <w:p>
+            <w:pPr>
+              <w:spacing w:before="120" w:after="120"/>
+              <w:jc w:val="right"/>
+            </w:pPr>
+            <w:r>
+              <w:rPr>
+                <w:rFonts w:ascii="Times New Roman" w:hAnsi="Times New Roman"/>
+                <w:sz w:val="20"/>
+              </w:rPr>
+              <w:t>(2)</w:t>
+            </w:r>
+          </w:p>
+        </w:tc>
+      </w:tr>
+    </w:tbl>
     <w:p>
       <w:pPr>
         <w:spacing w:before="0" w:after="0" w:line="240" w:lineRule="auto"/>

--- a/artikel/jurnal_sasaknlp_en.docx
+++ b/artikel/jurnal_sasaknlp_en.docx
@@ -13,7 +13,7 @@
           <w:b/>
           <w:sz w:val="40"/>
         </w:rPr>
-        <w:t>SasakNLP: A Dialect-Aware Morphological Processing Framework for the Low-Resource Sasak Language</w:t>
+        <w:t>SasakNLP: A Hybrid Framework for Morphological Processing of the Low-Resource Sasak Language</w:t>
       </w:r>
     </w:p>
     <w:p>
@@ -725,7 +725,7 @@
                 <w:rFonts w:ascii="Times New Roman" w:hAnsi="Times New Roman"/>
                 <w:sz w:val="17"/>
               </w:rPr>
-              <w:t>Selaparang (Menu-Meni)</w:t>
+              <w:t>Meno-Mene (Selaparang)</w:t>
             </w:r>
           </w:p>
         </w:tc>
@@ -749,7 +749,7 @@
                 <w:rFonts w:ascii="Times New Roman" w:hAnsi="Times New Roman"/>
                 <w:sz w:val="17"/>
               </w:rPr>
-              <w:t>East &amp; Central-East Lombok</w:t>
+              <w:t>East &amp; Central Lombok</w:t>
             </w:r>
           </w:p>
         </w:tc>
@@ -797,7 +797,7 @@
                 <w:rFonts w:ascii="Times New Roman" w:hAnsi="Times New Roman"/>
                 <w:sz w:val="17"/>
               </w:rPr>
-              <w:t>Polite register (krama/alus), glottal stop retention /-q/, lontar manuscripts</w:t>
+              <w:t>Polite register (krama/alus), glottal stop retention /-q/, characteristic vowel /-e/</w:t>
             </w:r>
           </w:p>
         </w:tc>
@@ -975,7 +975,7 @@
                 <w:rFonts w:ascii="Times New Roman" w:hAnsi="Times New Roman"/>
                 <w:sz w:val="17"/>
               </w:rPr>
-              <w:t>Mriak-Mriku</w:t>
+              <w:t>Merikuq-Merikaq (Mriak-Mriku)</w:t>
             </w:r>
           </w:p>
         </w:tc>
@@ -1047,7 +1047,7 @@
                 <w:rFonts w:ascii="Times New Roman" w:hAnsi="Times New Roman"/>
                 <w:sz w:val="17"/>
               </w:rPr>
-              <w:t>Spatial directional deictics (towards here / towards there)</w:t>
+              <w:t>Spatial directional deictics (towards here / towards there), vowels /-a/ and /-u/</w:t>
             </w:r>
           </w:p>
         </w:tc>
@@ -1100,7 +1100,7 @@
                 <w:rFonts w:ascii="Times New Roman" w:hAnsi="Times New Roman"/>
                 <w:sz w:val="17"/>
               </w:rPr>
-              <w:t>Ngeto-Ngete</w:t>
+              <w:t>Kuto-Kute (Ngeto-Ngete)</w:t>
             </w:r>
           </w:p>
         </w:tc>
@@ -1124,7 +1124,7 @@
                 <w:rFonts w:ascii="Times New Roman" w:hAnsi="Times New Roman"/>
                 <w:sz w:val="17"/>
               </w:rPr>
-              <w:t>Northeast (Sembalun, Suela)</w:t>
+              <w:t>North &amp; Northeast Lombok (Bayan, Sembalun)</w:t>
             </w:r>
           </w:p>
         </w:tc>
@@ -1148,7 +1148,7 @@
                 <w:rFonts w:ascii="Times New Roman" w:hAnsi="Times New Roman"/>
                 <w:sz w:val="17"/>
               </w:rPr>
-              <w:t>ngeto, ngete</w:t>
+              <w:t>kuto, kute, ngeto, wetu</w:t>
             </w:r>
           </w:p>
         </w:tc>
@@ -1172,7 +1172,7 @@
                 <w:rFonts w:ascii="Times New Roman" w:hAnsi="Times New Roman"/>
                 <w:sz w:val="17"/>
               </w:rPr>
-              <w:t>Highland agricultural communities on Mount Rinjani slopes</w:t>
+              <w:t>Archaic Austronesian retention, customary Wetu Telu tradition, highland communities</w:t>
             </w:r>
           </w:p>
         </w:tc>
@@ -1225,7 +1225,7 @@
                 <w:rFonts w:ascii="Times New Roman" w:hAnsi="Times New Roman"/>
                 <w:sz w:val="17"/>
               </w:rPr>
-              <w:t>Kuto-Kute</w:t>
+              <w:t>General Standard Sasak</w:t>
             </w:r>
           </w:p>
         </w:tc>
@@ -1249,7 +1249,7 @@
                 <w:rFonts w:ascii="Times New Roman" w:hAnsi="Times New Roman"/>
                 <w:sz w:val="17"/>
               </w:rPr>
-              <w:t>North Lombok (Bayan, Tanjung)</w:t>
+              <w:t>Cross-Island Standard</w:t>
             </w:r>
           </w:p>
         </w:tc>
@@ -1273,7 +1273,7 @@
                 <w:rFonts w:ascii="Times New Roman" w:hAnsi="Times New Roman"/>
                 <w:sz w:val="17"/>
               </w:rPr>
-              <w:t>kuto, kute, wetu</w:t>
+              <w:t>wah, ndeq, mangan, batur</w:t>
             </w:r>
           </w:p>
         </w:tc>
@@ -1297,132 +1297,7 @@
                 <w:rFonts w:ascii="Times New Roman" w:hAnsi="Times New Roman"/>
                 <w:sz w:val="17"/>
               </w:rPr>
-              <w:t>Archaic Austronesian retention, customary Wetu Telu tradition</w:t>
-            </w:r>
-          </w:p>
-        </w:tc>
-      </w:tr>
-      <w:tr>
-        <w:trPr>
-          <w:cantSplit/>
-        </w:trPr>
-        <w:tc>
-          <w:tcPr>
-            <w:tcW w:type="dxa" w:w="576"/>
-            <w:shd w:fill="FAFAFA"/>
-            <w:tcMar>
-              <w:top w:w="70" w:type="dxa"/>
-              <w:bottom w:w="70" w:type="dxa"/>
-              <w:left w:w="100" w:type="dxa"/>
-              <w:right w:w="100" w:type="dxa"/>
-            </w:tcMar>
-          </w:tcPr>
-          <w:p>
-            <w:pPr>
-              <w:jc w:val="right"/>
-            </w:pPr>
-            <w:r>
-              <w:rPr>
-                <w:rFonts w:ascii="Times New Roman" w:hAnsi="Times New Roman"/>
-                <w:sz w:val="17"/>
-              </w:rPr>
-              <w:t>6</w:t>
-            </w:r>
-          </w:p>
-        </w:tc>
-        <w:tc>
-          <w:tcPr>
-            <w:tcW w:type="dxa" w:w="2016"/>
-            <w:shd w:fill="FAFAFA"/>
-            <w:tcMar>
-              <w:top w:w="70" w:type="dxa"/>
-              <w:bottom w:w="70" w:type="dxa"/>
-              <w:left w:w="100" w:type="dxa"/>
-              <w:right w:w="100" w:type="dxa"/>
-            </w:tcMar>
-          </w:tcPr>
-          <w:p>
-            <w:pPr>
-              <w:jc w:val="left"/>
-            </w:pPr>
-            <w:r>
-              <w:rPr>
-                <w:rFonts w:ascii="Times New Roman" w:hAnsi="Times New Roman"/>
-                <w:sz w:val="17"/>
-              </w:rPr>
-              <w:t>General Sasak</w:t>
-            </w:r>
-          </w:p>
-        </w:tc>
-        <w:tc>
-          <w:tcPr>
-            <w:tcW w:type="dxa" w:w="2016"/>
-            <w:shd w:fill="FAFAFA"/>
-            <w:tcMar>
-              <w:top w:w="70" w:type="dxa"/>
-              <w:bottom w:w="70" w:type="dxa"/>
-              <w:left w:w="100" w:type="dxa"/>
-              <w:right w:w="100" w:type="dxa"/>
-            </w:tcMar>
-          </w:tcPr>
-          <w:p>
-            <w:pPr>
-              <w:jc w:val="left"/>
-            </w:pPr>
-            <w:r>
-              <w:rPr>
-                <w:rFonts w:ascii="Times New Roman" w:hAnsi="Times New Roman"/>
-                <w:sz w:val="17"/>
-              </w:rPr>
-              <w:t>Cross-Island Standard</w:t>
-            </w:r>
-          </w:p>
-        </w:tc>
-        <w:tc>
-          <w:tcPr>
-            <w:tcW w:type="dxa" w:w="1872"/>
-            <w:shd w:fill="FAFAFA"/>
-            <w:tcMar>
-              <w:top w:w="70" w:type="dxa"/>
-              <w:bottom w:w="70" w:type="dxa"/>
-              <w:left w:w="100" w:type="dxa"/>
-              <w:right w:w="100" w:type="dxa"/>
-            </w:tcMar>
-          </w:tcPr>
-          <w:p>
-            <w:pPr>
-              <w:jc w:val="left"/>
-            </w:pPr>
-            <w:r>
-              <w:rPr>
-                <w:rFonts w:ascii="Times New Roman" w:hAnsi="Times New Roman"/>
-                <w:sz w:val="17"/>
-              </w:rPr>
-              <w:t>wah, ndeq, mangan, batur</w:t>
-            </w:r>
-          </w:p>
-        </w:tc>
-        <w:tc>
-          <w:tcPr>
-            <w:tcW w:type="dxa" w:w="2880"/>
-            <w:shd w:fill="FAFAFA"/>
-            <w:tcMar>
-              <w:top w:w="70" w:type="dxa"/>
-              <w:bottom w:w="70" w:type="dxa"/>
-              <w:left w:w="100" w:type="dxa"/>
-              <w:right w:w="100" w:type="dxa"/>
-            </w:tcMar>
-          </w:tcPr>
-          <w:p>
-            <w:pPr>
-              <w:jc w:val="left"/>
-            </w:pPr>
-            <w:r>
-              <w:rPr>
-                <w:rFonts w:ascii="Times New Roman" w:hAnsi="Times New Roman"/>
-                <w:sz w:val="17"/>
-              </w:rPr>
-              <w:t>Inter-dialectal lingua franca in public and educational domains</w:t>
+              <w:t>Inter-dialectal lingua franca in public domains, aligns with Balai Bahasa NTB lexicon</w:t>
             </w:r>
           </w:p>
         </w:tc>
@@ -2397,61 +2272,13 @@
           <w:sz w:val="20"/>
         </w:rPr>
         <w:t>The benchmark datasets were curated via a rigorous three-phase acquisition protocol (Fig. 1):</w:t>
-      </w:r>
-    </w:p>
-    <w:p>
-      <w:pPr>
-        <w:spacing w:before="0" w:after="0" w:line="240" w:lineRule="auto"/>
-        <w:ind w:firstLine="360"/>
-        <w:jc w:val="both"/>
-      </w:pPr>
-      <w:r>
-        <w:rPr>
-          <w:rFonts w:ascii="Times New Roman" w:hAnsi="Times New Roman"/>
-          <w:sz w:val="20"/>
-        </w:rPr>
+        <w:br/>
         <w:t>1) Benchmark 100k (benchmark_100k.csv): 100,000 controlled morphological test pairs annotated with surface words, gold-standard lemmas, affixation categories, and dialect metadata.</w:t>
-      </w:r>
-    </w:p>
-    <w:p>
-      <w:pPr>
-        <w:spacing w:before="0" w:after="0" w:line="240" w:lineRule="auto"/>
-        <w:ind w:firstLine="360"/>
-        <w:jc w:val="both"/>
-      </w:pPr>
-      <w:r>
-        <w:rPr>
-          <w:rFonts w:ascii="Times New Roman" w:hAnsi="Times New Roman"/>
-          <w:sz w:val="20"/>
-        </w:rPr>
+        <w:br/>
         <w:t>2) Benchmark 10k (benchmark_10k.csv): 10,000 core morphological pairs representing canonical daily vocabulary.</w:t>
-      </w:r>
-    </w:p>
-    <w:p>
-      <w:pPr>
-        <w:spacing w:before="0" w:after="0" w:line="240" w:lineRule="auto"/>
-        <w:ind w:firstLine="360"/>
-        <w:jc w:val="both"/>
-      </w:pPr>
-      <w:r>
-        <w:rPr>
-          <w:rFonts w:ascii="Times New Roman" w:hAnsi="Times New Roman"/>
-          <w:sz w:val="20"/>
-        </w:rPr>
+        <w:br/>
         <w:t>3) Authentic Corpus (sasak_sentences_large.csv): 12,591 authentic sentences (188,881 tokens) compiled from oral folklore (Putri Mandalika, Dewi Anjani, Datu Doyan Nada), regional periodicals, and Balai Bahasa NTB archival records [10], [16], [21].</w:t>
-      </w:r>
-    </w:p>
-    <w:p>
-      <w:pPr>
-        <w:spacing w:before="0" w:after="0" w:line="240" w:lineRule="auto"/>
-        <w:ind w:firstLine="360"/>
-        <w:jc w:val="both"/>
-      </w:pPr>
-      <w:r>
-        <w:rPr>
-          <w:rFonts w:ascii="Times New Roman" w:hAnsi="Times New Roman"/>
-          <w:sz w:val="20"/>
-        </w:rPr>
+        <w:br/>
         <w:t>4) Lexicon Dictionary (kamus_balai_bahasa_ntb.csv): 2,761 verified lemma entries from Balai Bahasa Provinsi NTB [10].</w:t>
       </w:r>
     </w:p>
@@ -2527,7 +2354,7 @@
           <w:i/>
           <w:sz w:val="20"/>
         </w:rPr>
-        <w:t>Three-Phase Scientific Acquisition And Quality Curation Protocol For SasakNLP Benchmarks.</w:t>
+        <w:t>Three-Phase Scientific Acquisition and Quality Curation Protocol for SasakNLP Research Artifacts.</w:t>
       </w:r>
     </w:p>
     <w:p>
@@ -2600,7 +2427,7 @@
           <w:rFonts w:ascii="Times New Roman" w:hAnsi="Times New Roman"/>
           <w:sz w:val="20"/>
         </w:rPr>
-        <w:t>Evaluation metrics include exact lemmatization accuracy, throughput (words/second), per-token latency (ms), overstemming rate, understemming rate, and out-of-vocabulary (OOV) rate. Experiments were executed on Apple Silicon (8-Core) and Intel Core i7 x86_64 CPUs with 16 GB RAM under Python 3.10+, guaranteeing 100% deterministic reproducibility [16].</w:t>
+        <w:t>Evaluation metrics include exact lemmatization accuracy, throughput (words/second), per-token latency (ms), overstemming rate, understemming rate, and out-of-vocabulary (OOV) rate. Experiments were executed on Apple Silicon (8-Core) and Intel Core i7 x86_64 CPUs with 16 GB RAM under Python 3.10+, guaranteeing 100% deterministic reproducibility.</w:t>
       </w:r>
     </w:p>
     <w:p>
@@ -2615,7 +2442,7 @@
           <w:b/>
           <w:sz w:val="20"/>
         </w:rPr>
-        <w:t>5. RESULTS</w:t>
+        <w:t>5. EXPERIMENTAL RESULTS</w:t>
       </w:r>
     </w:p>
     <w:p>
@@ -3237,7 +3064,7 @@
           <w:rFonts w:ascii="Times New Roman" w:hAnsi="Times New Roman"/>
           <w:sz w:val="20"/>
         </w:rPr>
-        <w:t>McNemar's test comparing SasakNLP and Baseline 2 reveals contingency counts b = 33,892 and c = 8,659, yielding chi-squared = 14,962.14 (df = 1, p &lt; 0.0001). SasakNLP's performance advantage is statistically significant at alpha = 0.001.</w:t>
+        <w:t>McNemar's paired statistical test comparing SasakNLP and Baseline 2 yields contingency matrix: a = 46,546 (both correct), b = 33,892 (SasakNLP correct, Baseline 2 incorrect), c = 8,659 (SasakNLP incorrect, Baseline 2 correct), and d = 10,903 (both incorrect). The test statistic is chi-squared = 14,962.14 (df = 1, p &lt; 0.0001), confirming that SasakNLP's performance advantage is statistically significant at alpha = 0.001.</w:t>
       </w:r>
     </w:p>
     <w:p>
@@ -4712,7 +4539,7 @@
           <w:i/>
           <w:sz w:val="20"/>
         </w:rPr>
-        <w:t>Disaggregated Performance Across Morpheme Categories On 100,000 Samples</w:t>
+        <w:t>Disaggregated Performance Across 16 Major Representative Morpheme Categories (N = 55,324) on the 100,000-Sample Benchmark</w:t>
       </w:r>
     </w:p>
     <w:tbl>
@@ -6886,6 +6713,20 @@
     </w:p>
     <w:p>
       <w:pPr>
+        <w:spacing w:before="0" w:after="0" w:line="240" w:lineRule="auto"/>
+        <w:ind w:firstLine="0"/>
+        <w:jc w:val="both"/>
+      </w:pPr>
+      <w:r>
+        <w:rPr>
+          <w:rFonts w:ascii="Times New Roman" w:hAnsi="Times New Roman"/>
+          <w:sz w:val="20"/>
+        </w:rPr>
+        <w:t>Note: The 16 categories displayed in Table 4 represent canonical major single-affix and primary circumfix formations (N = 55,324). The remaining 44,676 samples in the 100,000-pair benchmark comprise complex multi-tier nested combinations, compounding, and dialectal derivations documented in the supplementary dataset repository.</w:t>
+      </w:r>
+    </w:p>
+    <w:p>
+      <w:pPr>
         <w:keepNext/>
         <w:spacing w:before="240" w:after="80"/>
         <w:jc w:val="left"/>
@@ -7234,7 +7075,7 @@
                 <w:rFonts w:ascii="Times New Roman" w:hAnsi="Times New Roman"/>
                 <w:sz w:val="17"/>
               </w:rPr>
-              <w:t>General Sasak</w:t>
+              <w:t>General Standard Sasak</w:t>
             </w:r>
           </w:p>
         </w:tc>
@@ -7359,7 +7200,7 @@
                 <w:rFonts w:ascii="Times New Roman" w:hAnsi="Times New Roman"/>
                 <w:sz w:val="17"/>
               </w:rPr>
-              <w:t>Kuto-Kute</w:t>
+              <w:t>Kuto-Kute (Ngeto-Ngete)</w:t>
             </w:r>
           </w:p>
         </w:tc>
@@ -7484,7 +7325,7 @@
                 <w:rFonts w:ascii="Times New Roman" w:hAnsi="Times New Roman"/>
                 <w:sz w:val="17"/>
               </w:rPr>
-              <w:t>Merikuq-Merikaq</w:t>
+              <w:t>Merikuq-Merikaq (Mriak-Mriku)</w:t>
             </w:r>
           </w:p>
         </w:tc>
@@ -7609,7 +7450,7 @@
                 <w:rFonts w:ascii="Times New Roman" w:hAnsi="Times New Roman"/>
                 <w:sz w:val="17"/>
               </w:rPr>
-              <w:t>Meno-Mene</w:t>
+              <w:t>Meno-Mene (Selaparang)</w:t>
             </w:r>
           </w:p>
         </w:tc>
@@ -7929,7 +7770,7 @@
           <w:i/>
           <w:sz w:val="20"/>
         </w:rPr>
-        <w:t>Computational Scalability And Latency Profile Of SasakNLP Across Token Lengths.</w:t>
+        <w:t>Computational Scalability and Latency Profile of SasakNLP Across Token Lengths.</w:t>
       </w:r>
     </w:p>
     <w:p>
@@ -8004,7 +7845,7 @@
           <w:i/>
           <w:sz w:val="20"/>
         </w:rPr>
-        <w:t>Evaluation Of Vocabulary Feature Space Compression On Research Datasets</w:t>
+        <w:t>Evaluation of Vocabulary Feature Space Compression on Research Datasets</w:t>
       </w:r>
     </w:p>
     <w:tbl>
@@ -8060,7 +7901,7 @@
         </w:tc>
         <w:tc>
           <w:tcPr>
-            <w:tcW w:type="dxa" w:w="1584"/>
+            <w:tcW w:type="dxa" w:w="1872"/>
             <w:shd w:fill="F1F5F9"/>
             <w:tcMar>
               <w:top w:w="90" w:type="dxa"/>
@@ -8085,7 +7926,7 @@
         </w:tc>
         <w:tc>
           <w:tcPr>
-            <w:tcW w:type="dxa" w:w="1584"/>
+            <w:tcW w:type="dxa" w:w="1728"/>
             <w:shd w:fill="F1F5F9"/>
             <w:tcMar>
               <w:top w:w="90" w:type="dxa"/>
@@ -8110,7 +7951,7 @@
         </w:tc>
         <w:tc>
           <w:tcPr>
-            <w:tcW w:type="dxa" w:w="1296"/>
+            <w:tcW w:type="dxa" w:w="1584"/>
             <w:shd w:fill="F1F5F9"/>
             <w:tcMar>
               <w:top w:w="90" w:type="dxa"/>
@@ -8135,7 +7976,7 @@
         </w:tc>
         <w:tc>
           <w:tcPr>
-            <w:tcW w:type="dxa" w:w="2592"/>
+            <w:tcW w:type="dxa" w:w="1872"/>
             <w:shd w:fill="F1F5F9"/>
             <w:tcMar>
               <w:top w:w="90" w:type="dxa"/>
@@ -8154,7 +7995,7 @@
                 <w:b/>
                 <w:sz w:val="18"/>
               </w:rPr>
-              <w:t>Impact on Downstream NLP Pipelines</w:t>
+              <w:t>Impact on Downstream NLP</w:t>
             </w:r>
           </w:p>
         </w:tc>
@@ -8189,7 +8030,7 @@
         </w:tc>
         <w:tc>
           <w:tcPr>
-            <w:tcW w:type="dxa" w:w="1584"/>
+            <w:tcW w:type="dxa" w:w="1872"/>
             <w:shd w:fill="FFFFFF"/>
             <w:tcMar>
               <w:top w:w="70" w:type="dxa"/>
@@ -8213,7 +8054,7 @@
         </w:tc>
         <w:tc>
           <w:tcPr>
-            <w:tcW w:type="dxa" w:w="1584"/>
+            <w:tcW w:type="dxa" w:w="1728"/>
             <w:shd w:fill="FFFFFF"/>
             <w:tcMar>
               <w:top w:w="70" w:type="dxa"/>
@@ -8237,7 +8078,7 @@
         </w:tc>
         <w:tc>
           <w:tcPr>
-            <w:tcW w:type="dxa" w:w="1296"/>
+            <w:tcW w:type="dxa" w:w="1584"/>
             <w:shd w:fill="FFFFFF"/>
             <w:tcMar>
               <w:top w:w="70" w:type="dxa"/>
@@ -8261,7 +8102,7 @@
         </w:tc>
         <w:tc>
           <w:tcPr>
-            <w:tcW w:type="dxa" w:w="2592"/>
+            <w:tcW w:type="dxa" w:w="1872"/>
             <w:shd w:fill="FFFFFF"/>
             <w:tcMar>
               <w:top w:w="70" w:type="dxa"/>
@@ -8279,7 +8120,7 @@
                 <w:rFonts w:ascii="Times New Roman" w:hAnsi="Times New Roman"/>
                 <w:sz w:val="17"/>
               </w:rPr>
-              <w:t>Reduces lexical lookup search space by 55×</w:t>
+              <w:t>Reduces lexical lookup search space by 55x</w:t>
             </w:r>
           </w:p>
         </w:tc>
@@ -8314,7 +8155,7 @@
         </w:tc>
         <w:tc>
           <w:tcPr>
-            <w:tcW w:type="dxa" w:w="1584"/>
+            <w:tcW w:type="dxa" w:w="1872"/>
             <w:shd w:fill="FAFAFA"/>
             <w:tcMar>
               <w:top w:w="70" w:type="dxa"/>
@@ -8338,7 +8179,7 @@
         </w:tc>
         <w:tc>
           <w:tcPr>
-            <w:tcW w:type="dxa" w:w="1584"/>
+            <w:tcW w:type="dxa" w:w="1728"/>
             <w:shd w:fill="FAFAFA"/>
             <w:tcMar>
               <w:top w:w="70" w:type="dxa"/>
@@ -8362,7 +8203,7 @@
         </w:tc>
         <w:tc>
           <w:tcPr>
-            <w:tcW w:type="dxa" w:w="1296"/>
+            <w:tcW w:type="dxa" w:w="1584"/>
             <w:shd w:fill="FAFAFA"/>
             <w:tcMar>
               <w:top w:w="70" w:type="dxa"/>
@@ -8386,7 +8227,7 @@
         </w:tc>
         <w:tc>
           <w:tcPr>
-            <w:tcW w:type="dxa" w:w="2592"/>
+            <w:tcW w:type="dxa" w:w="1872"/>
             <w:shd w:fill="FAFAFA"/>
             <w:tcMar>
               <w:top w:w="70" w:type="dxa"/>
@@ -8542,7 +8383,7 @@
           <w:i/>
           <w:sz w:val="20"/>
         </w:rPr>
-        <w:t>Distribution Of Lemmatization Error Taxonomy (Left) And Failure Mode Diagnostic Matrix (Right).</w:t>
+        <w:t>Distribution of Lemmatization Error Taxonomy (left) and Failure Mode Diagnostic Matrix (right).</w:t>
       </w:r>
     </w:p>
     <w:p>
@@ -8588,7 +8429,7 @@
           <w:i/>
           <w:sz w:val="20"/>
         </w:rPr>
-        <w:t>Error Taxonomy Analysis On 100,000 Morphological Benchmark Samples</w:t>
+        <w:t>Error Taxonomy Analysis on 100,000 Morphological Benchmark Samples</w:t>
       </w:r>
     </w:p>
     <w:tbl>
@@ -8620,7 +8461,7 @@
         </w:trPr>
         <w:tc>
           <w:tcPr>
-            <w:tcW w:type="dxa" w:w="1584"/>
+            <w:tcW w:type="dxa" w:w="1728"/>
             <w:shd w:fill="F1F5F9"/>
             <w:tcMar>
               <w:top w:w="90" w:type="dxa"/>
@@ -8645,7 +8486,7 @@
         </w:tc>
         <w:tc>
           <w:tcPr>
-            <w:tcW w:type="dxa" w:w="2016"/>
+            <w:tcW w:type="dxa" w:w="2160"/>
             <w:shd w:fill="F1F5F9"/>
             <w:tcMar>
               <w:top w:w="90" w:type="dxa"/>
@@ -8670,7 +8511,7 @@
         </w:tc>
         <w:tc>
           <w:tcPr>
-            <w:tcW w:type="dxa" w:w="1872"/>
+            <w:tcW w:type="dxa" w:w="1728"/>
             <w:shd w:fill="F1F5F9"/>
             <w:tcMar>
               <w:top w:w="90" w:type="dxa"/>
@@ -8720,7 +8561,7 @@
         </w:tc>
         <w:tc>
           <w:tcPr>
-            <w:tcW w:type="dxa" w:w="864"/>
+            <w:tcW w:type="dxa" w:w="1008"/>
             <w:shd w:fill="F1F5F9"/>
             <w:tcMar>
               <w:top w:w="90" w:type="dxa"/>
@@ -8745,7 +8586,7 @@
         </w:tc>
         <w:tc>
           <w:tcPr>
-            <w:tcW w:type="dxa" w:w="2016"/>
+            <w:tcW w:type="dxa" w:w="1728"/>
             <w:shd w:fill="F1F5F9"/>
             <w:tcMar>
               <w:top w:w="90" w:type="dxa"/>
@@ -8775,7 +8616,7 @@
         </w:trPr>
         <w:tc>
           <w:tcPr>
-            <w:tcW w:type="dxa" w:w="1584"/>
+            <w:tcW w:type="dxa" w:w="1728"/>
             <w:shd w:fill="FFFFFF"/>
             <w:tcMar>
               <w:top w:w="70" w:type="dxa"/>
@@ -8799,7 +8640,7 @@
         </w:tc>
         <w:tc>
           <w:tcPr>
-            <w:tcW w:type="dxa" w:w="2016"/>
+            <w:tcW w:type="dxa" w:w="2160"/>
             <w:shd w:fill="FFFFFF"/>
             <w:tcMar>
               <w:top w:w="70" w:type="dxa"/>
@@ -8823,7 +8664,7 @@
         </w:tc>
         <w:tc>
           <w:tcPr>
-            <w:tcW w:type="dxa" w:w="1872"/>
+            <w:tcW w:type="dxa" w:w="1728"/>
             <w:shd w:fill="FFFFFF"/>
             <w:tcMar>
               <w:top w:w="70" w:type="dxa"/>
@@ -8871,7 +8712,7 @@
         </w:tc>
         <w:tc>
           <w:tcPr>
-            <w:tcW w:type="dxa" w:w="864"/>
+            <w:tcW w:type="dxa" w:w="1008"/>
             <w:shd w:fill="FFFFFF"/>
             <w:tcMar>
               <w:top w:w="70" w:type="dxa"/>
@@ -8895,7 +8736,7 @@
         </w:tc>
         <w:tc>
           <w:tcPr>
-            <w:tcW w:type="dxa" w:w="2016"/>
+            <w:tcW w:type="dxa" w:w="1728"/>
             <w:shd w:fill="FFFFFF"/>
             <w:tcMar>
               <w:top w:w="70" w:type="dxa"/>
@@ -8924,7 +8765,7 @@
         </w:trPr>
         <w:tc>
           <w:tcPr>
-            <w:tcW w:type="dxa" w:w="1584"/>
+            <w:tcW w:type="dxa" w:w="1728"/>
             <w:shd w:fill="FAFAFA"/>
             <w:tcMar>
               <w:top w:w="70" w:type="dxa"/>
@@ -8948,7 +8789,7 @@
         </w:tc>
         <w:tc>
           <w:tcPr>
-            <w:tcW w:type="dxa" w:w="2016"/>
+            <w:tcW w:type="dxa" w:w="2160"/>
             <w:shd w:fill="FAFAFA"/>
             <w:tcMar>
               <w:top w:w="70" w:type="dxa"/>
@@ -8972,7 +8813,7 @@
         </w:tc>
         <w:tc>
           <w:tcPr>
-            <w:tcW w:type="dxa" w:w="1872"/>
+            <w:tcW w:type="dxa" w:w="1728"/>
             <w:shd w:fill="FAFAFA"/>
             <w:tcMar>
               <w:top w:w="70" w:type="dxa"/>
@@ -8990,7 +8831,7 @@
                 <w:rFonts w:ascii="Times New Roman" w:hAnsi="Times New Roman"/>
                 <w:sz w:val="17"/>
               </w:rPr>
-              <w:t>pegawianne -&gt; pegawian (gawi)</w:t>
+              <w:t>pegawianne -&gt; pegawian</w:t>
             </w:r>
           </w:p>
         </w:tc>
@@ -9020,7 +8861,7 @@
         </w:tc>
         <w:tc>
           <w:tcPr>
-            <w:tcW w:type="dxa" w:w="864"/>
+            <w:tcW w:type="dxa" w:w="1008"/>
             <w:shd w:fill="FAFAFA"/>
             <w:tcMar>
               <w:top w:w="70" w:type="dxa"/>
@@ -9044,7 +8885,7 @@
         </w:tc>
         <w:tc>
           <w:tcPr>
-            <w:tcW w:type="dxa" w:w="2016"/>
+            <w:tcW w:type="dxa" w:w="1728"/>
             <w:shd w:fill="FAFAFA"/>
             <w:tcMar>
               <w:top w:w="70" w:type="dxa"/>
@@ -9062,7 +8903,7 @@
                 <w:rFonts w:ascii="Times New Roman" w:hAnsi="Times New Roman"/>
                 <w:sz w:val="17"/>
               </w:rPr>
-              <w:t>Triple-layer nesting not stripped in pass one</w:t>
+              <w:t>Triple-layer nesting (circumfix + clitic) not fully stripped</w:t>
             </w:r>
           </w:p>
         </w:tc>
@@ -9073,7 +8914,7 @@
         </w:trPr>
         <w:tc>
           <w:tcPr>
-            <w:tcW w:type="dxa" w:w="1584"/>
+            <w:tcW w:type="dxa" w:w="1728"/>
             <w:shd w:fill="FFFFFF"/>
             <w:tcMar>
               <w:top w:w="70" w:type="dxa"/>
@@ -9097,7 +8938,7 @@
         </w:tc>
         <w:tc>
           <w:tcPr>
-            <w:tcW w:type="dxa" w:w="2016"/>
+            <w:tcW w:type="dxa" w:w="2160"/>
             <w:shd w:fill="FFFFFF"/>
             <w:tcMar>
               <w:top w:w="70" w:type="dxa"/>
@@ -9121,7 +8962,7 @@
         </w:tc>
         <w:tc>
           <w:tcPr>
-            <w:tcW w:type="dxa" w:w="1872"/>
+            <w:tcW w:type="dxa" w:w="1728"/>
             <w:shd w:fill="FFFFFF"/>
             <w:tcMar>
               <w:top w:w="70" w:type="dxa"/>
@@ -9169,7 +9010,7 @@
         </w:tc>
         <w:tc>
           <w:tcPr>
-            <w:tcW w:type="dxa" w:w="864"/>
+            <w:tcW w:type="dxa" w:w="1008"/>
             <w:shd w:fill="FFFFFF"/>
             <w:tcMar>
               <w:top w:w="70" w:type="dxa"/>
@@ -9193,7 +9034,7 @@
         </w:tc>
         <w:tc>
           <w:tcPr>
-            <w:tcW w:type="dxa" w:w="2016"/>
+            <w:tcW w:type="dxa" w:w="1728"/>
             <w:shd w:fill="FFFFFF"/>
             <w:tcMar>
               <w:top w:w="70" w:type="dxa"/>
@@ -9222,7 +9063,7 @@
         </w:trPr>
         <w:tc>
           <w:tcPr>
-            <w:tcW w:type="dxa" w:w="1584"/>
+            <w:tcW w:type="dxa" w:w="1728"/>
             <w:shd w:fill="FAFAFA"/>
             <w:tcMar>
               <w:top w:w="70" w:type="dxa"/>
@@ -9246,7 +9087,7 @@
         </w:tc>
         <w:tc>
           <w:tcPr>
-            <w:tcW w:type="dxa" w:w="2016"/>
+            <w:tcW w:type="dxa" w:w="2160"/>
             <w:shd w:fill="FAFAFA"/>
             <w:tcMar>
               <w:top w:w="70" w:type="dxa"/>
@@ -9270,7 +9111,7 @@
         </w:tc>
         <w:tc>
           <w:tcPr>
-            <w:tcW w:type="dxa" w:w="1872"/>
+            <w:tcW w:type="dxa" w:w="1728"/>
             <w:shd w:fill="FAFAFA"/>
             <w:tcMar>
               <w:top w:w="70" w:type="dxa"/>
@@ -9288,7 +9129,7 @@
                 <w:rFonts w:ascii="Times New Roman" w:hAnsi="Times New Roman"/>
                 <w:sz w:val="17"/>
               </w:rPr>
-              <w:t>mangan -&gt; pangan (mangan)</w:t>
+              <w:t>mangan -&gt; pangan</w:t>
             </w:r>
           </w:p>
         </w:tc>
@@ -9318,7 +9159,7 @@
         </w:tc>
         <w:tc>
           <w:tcPr>
-            <w:tcW w:type="dxa" w:w="864"/>
+            <w:tcW w:type="dxa" w:w="1008"/>
             <w:shd w:fill="FAFAFA"/>
             <w:tcMar>
               <w:top w:w="70" w:type="dxa"/>
@@ -9342,7 +9183,7 @@
         </w:tc>
         <w:tc>
           <w:tcPr>
-            <w:tcW w:type="dxa" w:w="2016"/>
+            <w:tcW w:type="dxa" w:w="1728"/>
             <w:shd w:fill="FAFAFA"/>
             <w:tcMar>
               <w:top w:w="70" w:type="dxa"/>
@@ -9371,7 +9212,7 @@
         </w:trPr>
         <w:tc>
           <w:tcPr>
-            <w:tcW w:type="dxa" w:w="1584"/>
+            <w:tcW w:type="dxa" w:w="1728"/>
             <w:shd w:fill="FFFFFF"/>
             <w:tcMar>
               <w:top w:w="70" w:type="dxa"/>
@@ -9395,7 +9236,7 @@
         </w:tc>
         <w:tc>
           <w:tcPr>
-            <w:tcW w:type="dxa" w:w="2016"/>
+            <w:tcW w:type="dxa" w:w="2160"/>
             <w:shd w:fill="FFFFFF"/>
             <w:tcMar>
               <w:top w:w="70" w:type="dxa"/>
@@ -9419,7 +9260,7 @@
         </w:tc>
         <w:tc>
           <w:tcPr>
-            <w:tcW w:type="dxa" w:w="1872"/>
+            <w:tcW w:type="dxa" w:w="1728"/>
             <w:shd w:fill="FFFFFF"/>
             <w:tcMar>
               <w:top w:w="70" w:type="dxa"/>
@@ -9467,7 +9308,7 @@
         </w:tc>
         <w:tc>
           <w:tcPr>
-            <w:tcW w:type="dxa" w:w="864"/>
+            <w:tcW w:type="dxa" w:w="1008"/>
             <w:shd w:fill="FFFFFF"/>
             <w:tcMar>
               <w:top w:w="70" w:type="dxa"/>
@@ -9491,7 +9332,7 @@
         </w:tc>
         <w:tc>
           <w:tcPr>
-            <w:tcW w:type="dxa" w:w="2016"/>
+            <w:tcW w:type="dxa" w:w="1728"/>
             <w:shd w:fill="FFFFFF"/>
             <w:tcMar>
               <w:top w:w="70" w:type="dxa"/>
@@ -9679,7 +9520,7 @@
           <w:rFonts w:ascii="Times New Roman" w:hAnsi="Times New Roman"/>
           <w:sz w:val="20"/>
         </w:rPr>
-        <w:t>This paper presented SasakNLP, the first dialect-aware morphological framework for Bahasa Sasak. Evaluated across 100,000 benchmark pairs, SasakNLP achieves 80.44% accuracy on the full stress-test benchmark and 93.23% on the core 10k benchmark, restricting overstemming to 2.28%, with throughput exceeding 7,800–16,000 words/second and 0.044 ms latency.</w:t>
+        <w:t>This paper presented SasakNLP, a hybrid morphological framework for Bahasa Sasak. Evaluated across 100,000 benchmark pairs, SasakNLP achieves 80.44% accuracy on the full stress-test benchmark and 93.23% on the core 10k benchmark, restricting overstemming to 2.28%, with throughput exceeding 7,800–16,000 words/second and 0.044 ms latency.</w:t>
       </w:r>
     </w:p>
     <w:p>
@@ -9694,6 +9535,35 @@
           <w:sz w:val="20"/>
         </w:rPr>
         <w:t>Future directions include: 1) Integrating lightweight sequence-to-sequence models (ByT5 / Char-BiLSTM) for OOV neologism handling, 2) Constructing the first annotated Sasak Dependency Treebank, and 3) Training bidirectional Sasak-Indonesian Neural Machine Translation models [1], [2], [6].</w:t>
+      </w:r>
+    </w:p>
+    <w:p>
+      <w:pPr>
+        <w:keepNext/>
+        <w:spacing w:before="240" w:after="80"/>
+        <w:jc w:val="left"/>
+      </w:pPr>
+      <w:r>
+        <w:rPr>
+          <w:rFonts w:ascii="Times New Roman" w:hAnsi="Times New Roman"/>
+          <w:b/>
+          <w:sz w:val="20"/>
+        </w:rPr>
+        <w:t>DATA AND CODE AVAILABILITY</w:t>
+      </w:r>
+    </w:p>
+    <w:p>
+      <w:pPr>
+        <w:spacing w:before="0" w:after="0" w:line="240" w:lineRule="auto"/>
+        <w:ind w:firstLine="360"/>
+        <w:jc w:val="both"/>
+      </w:pPr>
+      <w:r>
+        <w:rPr>
+          <w:rFonts w:ascii="Times New Roman" w:hAnsi="Times New Roman"/>
+          <w:sz w:val="20"/>
+        </w:rPr>
+        <w:t>To ensure scientific transparency and research reproducibility, all software, data, and models are publicly accessible: Official PyPI Package (pip install sasaknlp), GitHub Repository (https://github.com/kodetr/sasaknlp), and Hugging Face Datasets (https://huggingface.co/datasets/kodetr/sasak-benchmark-100k).</w:t>
       </w:r>
     </w:p>
     <w:p>
@@ -9961,7 +9831,7 @@
           <w:rFonts w:ascii="Times New Roman" w:hAnsi="Times New Roman"/>
           <w:sz w:val="20"/>
         </w:rPr>
-        <w:t>[16] kodetr, "SasakNLP: A Dialect-Aware Morphological Processing Framework and 100k Benchmark for the Low-Resource Sasak Language," PyPI, GitHub, and Hugging Face Datasets, 2026. [Online]. Available: https://github.com/kodetr/sasaknlp.</w:t>
+        <w:t>[16] kodetr, "SasakNLP: A Hybrid Framework and 100k Benchmark for the Low-Resource Sasak Language," PyPI, GitHub, and Hugging Face Datasets, 2026. [Online]. Available: https://github.com/kodetr/sasaknlp.</w:t>
       </w:r>
     </w:p>
     <w:p>
